--- a/Njaastad_repair_log.docx
+++ b/Njaastad_repair_log.docx
@@ -2,6 +2,104 @@
 <file path=word/document.xml><?xml version="1.0" encoding="utf-8"?>
 <w:document xmlns:wpc="http://schemas.microsoft.com/office/word/2010/wordprocessingCanvas" xmlns:cx="http://schemas.microsoft.com/office/drawing/2014/chartex" xmlns:cx1="http://schemas.microsoft.com/office/drawing/2015/9/8/chartex" xmlns:cx2="http://schemas.microsoft.com/office/drawing/2015/10/21/chartex" xmlns:cx3="http://schemas.microsoft.com/office/drawing/2016/5/9/chartex" xmlns:cx4="http://schemas.microsoft.com/office/drawing/2016/5/10/chartex" xmlns:cx5="http://schemas.microsoft.com/office/drawing/2016/5/11/chartex" xmlns:cx6="http://schemas.microsoft.com/office/drawing/2016/5/12/chartex" xmlns:cx7="http://schemas.microsoft.com/office/drawing/2016/5/13/chartex" xmlns:cx8="http://schemas.microsoft.com/office/drawing/2016/5/14/chartex" xmlns:mc="http://schemas.openxmlformats.org/markup-compatibility/2006" xmlns:aink="http://schemas.microsoft.com/office/drawing/2016/ink" xmlns:am3d="http://schemas.microsoft.com/office/drawing/2017/model3d" xmlns:o="urn:schemas-microsoft-com:office:office" xmlns:oel="http://schemas.microsoft.com/office/2019/extlst" xmlns:r="http://schemas.openxmlformats.org/officeDocument/2006/relationships" xmlns:m="http://schemas.openxmlformats.org/officeDocument/2006/math" xmlns:v="urn:schemas-microsoft-com:vml" xmlns:wp14="http://schemas.microsoft.com/office/word/2010/wordprocessingDrawing" xmlns:wp="http://schemas.openxmlformats.org/drawingml/2006/wordprocessingDrawing" xmlns:w10="urn:schemas-microsoft-com:office:word" xmlns:w="http://schemas.openxmlformats.org/wordprocessingml/2006/main" xmlns:w14="http://schemas.microsoft.com/office/word/2010/wordml" xmlns:w15="http://schemas.microsoft.com/office/word/2012/wordml" xmlns:w16cex="http://schemas.microsoft.com/office/word/2018/wordml/cex" xmlns:w16cid="http://schemas.microsoft.com/office/word/2016/wordml/cid" xmlns:w16="http://schemas.microsoft.com/office/word/2018/wordml" xmlns:w16du="http://schemas.microsoft.com/office/word/2023/wordml/word16du" xmlns:w16sdtdh="http://schemas.microsoft.com/office/word/2020/wordml/sdtdatahash" xmlns:w16sdtfl="http://schemas.microsoft.com/office/word/2024/wordml/sdtformatlock" xmlns:w16se="http://schemas.microsoft.com/office/word/2015/wordml/symex" xmlns:wpg="http://schemas.microsoft.com/office/word/2010/wordprocessingGroup" xmlns:wpi="http://schemas.microsoft.com/office/word/2010/wordprocessingInk" xmlns:wne="http://schemas.microsoft.com/office/word/2006/wordml" xmlns:wps="http://schemas.microsoft.com/office/word/2010/wordprocessingShape" mc:Ignorable="w14 w15 w16se w16cid w16 w16cex w16sdtdh w16sdtfl w16du wp14">
   <w:body>
+    <w:p>
+      <w:pPr>
+        <w:rPr>
+          <w:rFonts w:asciiTheme="minorHAnsi" w:hAnsiTheme="minorHAnsi" w:cstheme="minorHAnsi"/>
+          <w:b/>
+          <w:bCs/>
+          <w:sz w:val="28"/>
+          <w:szCs w:val="28"/>
+        </w:rPr>
+      </w:pPr>
+      <w:r>
+        <w:rPr>
+          <w:rFonts w:asciiTheme="minorHAnsi" w:hAnsiTheme="minorHAnsi" w:cstheme="minorHAnsi"/>
+          <w:b/>
+          <w:bCs/>
+          <w:sz w:val="28"/>
+          <w:szCs w:val="28"/>
+        </w:rPr>
+        <w:t xml:space="preserve">Repo - </w:t>
+      </w:r>
+      <w:hyperlink r:id="rId5" w:history="1">
+        <w:r>
+          <w:rPr>
+            <w:rStyle w:val="Hyperlink"/>
+            <w:rFonts w:asciiTheme="minorHAnsi" w:hAnsiTheme="minorHAnsi" w:cstheme="minorHAnsi"/>
+            <w:b/>
+            <w:bCs/>
+            <w:sz w:val="28"/>
+            <w:szCs w:val="28"/>
+          </w:rPr>
+          <w:t>https://github.com/gisellenjaa/0-ASSESSMENT-Desert-Field-Notes</w:t>
+        </w:r>
+      </w:hyperlink>
+      <w:r>
+        <w:rPr>
+          <w:rFonts w:asciiTheme="minorHAnsi" w:hAnsiTheme="minorHAnsi" w:cstheme="minorHAnsi"/>
+          <w:b/>
+          <w:bCs/>
+          <w:sz w:val="28"/>
+          <w:szCs w:val="28"/>
+        </w:rPr>
+        <w:t xml:space="preserve"> </w:t>
+      </w:r>
+    </w:p>
+    <w:p>
+      <w:pPr>
+        <w:rPr>
+          <w:rFonts w:asciiTheme="minorHAnsi" w:hAnsiTheme="minorHAnsi" w:cstheme="minorHAnsi"/>
+          <w:b/>
+          <w:bCs/>
+          <w:sz w:val="28"/>
+          <w:szCs w:val="28"/>
+        </w:rPr>
+      </w:pPr>
+    </w:p>
+    <w:p>
+      <w:pPr>
+        <w:rPr>
+          <w:rFonts w:asciiTheme="minorHAnsi" w:hAnsiTheme="minorHAnsi" w:cstheme="minorHAnsi"/>
+          <w:b/>
+          <w:bCs/>
+          <w:sz w:val="28"/>
+          <w:szCs w:val="28"/>
+        </w:rPr>
+      </w:pPr>
+      <w:r>
+        <w:rPr>
+          <w:rFonts w:asciiTheme="minorHAnsi" w:hAnsiTheme="minorHAnsi" w:cstheme="minorHAnsi"/>
+          <w:b/>
+          <w:bCs/>
+          <w:sz w:val="28"/>
+          <w:szCs w:val="28"/>
+        </w:rPr>
+        <w:t xml:space="preserve">Page- </w:t>
+      </w:r>
+      <w:hyperlink r:id="rId6" w:history="1">
+        <w:r>
+          <w:rPr>
+            <w:rStyle w:val="Hyperlink"/>
+            <w:rFonts w:asciiTheme="minorHAnsi" w:hAnsiTheme="minorHAnsi" w:cstheme="minorHAnsi"/>
+            <w:b/>
+            <w:bCs/>
+            <w:sz w:val="28"/>
+            <w:szCs w:val="28"/>
+          </w:rPr>
+          <w:t>https://gisellenjaa.github.io/0-ASSESSMENT-Desert-Field-Notes/</w:t>
+        </w:r>
+      </w:hyperlink>
+    </w:p>
+    <w:p>
+      <w:pPr>
+        <w:rPr>
+          <w:rFonts w:asciiTheme="minorHAnsi" w:hAnsiTheme="minorHAnsi" w:cstheme="minorHAnsi"/>
+          <w:sz w:val="24"/>
+          <w:szCs w:val="24"/>
+        </w:rPr>
+      </w:pPr>
+    </w:p>
     <w:p>
       <w:pPr>
         <w:rPr>
@@ -262,6 +360,7 @@
         <w:spacing w:before="160" w:after="80"/>
         <w:rPr>
           <w:rFonts w:asciiTheme="minorHAnsi" w:hAnsiTheme="minorHAnsi" w:cstheme="minorHAnsi"/>
+          <w:color w:val="000000" w:themeColor="text1"/>
           <w:sz w:val="24"/>
           <w:szCs w:val="24"/>
         </w:rPr>
@@ -277,6 +376,7 @@
         <w:spacing w:after="120"/>
         <w:rPr>
           <w:rFonts w:asciiTheme="minorHAnsi" w:hAnsiTheme="minorHAnsi" w:cstheme="minorHAnsi"/>
+          <w:color w:val="000000" w:themeColor="text1"/>
           <w:sz w:val="24"/>
           <w:szCs w:val="24"/>
         </w:rPr>
@@ -288,7 +388,7 @@
           <w:bCs/>
           <w:i/>
           <w:iCs/>
-          <w:color w:val="2E75B6"/>
+          <w:color w:val="000000" w:themeColor="text1"/>
           <w:sz w:val="24"/>
           <w:szCs w:val="24"/>
         </w:rPr>
@@ -297,6 +397,7 @@
       <w:r>
         <w:rPr>
           <w:rFonts w:asciiTheme="minorHAnsi" w:hAnsiTheme="minorHAnsi" w:cstheme="minorHAnsi"/>
+          <w:color w:val="000000" w:themeColor="text1"/>
           <w:sz w:val="24"/>
           <w:szCs w:val="24"/>
         </w:rPr>
@@ -313,6 +414,7 @@
         <w:spacing w:after="120"/>
         <w:rPr>
           <w:rFonts w:asciiTheme="minorHAnsi" w:hAnsiTheme="minorHAnsi" w:cstheme="minorHAnsi"/>
+          <w:color w:val="000000" w:themeColor="text1"/>
           <w:sz w:val="24"/>
           <w:szCs w:val="24"/>
         </w:rPr>
@@ -324,7 +426,7 @@
           <w:bCs/>
           <w:i/>
           <w:iCs/>
-          <w:color w:val="2E75B6"/>
+          <w:color w:val="000000" w:themeColor="text1"/>
           <w:sz w:val="24"/>
           <w:szCs w:val="24"/>
         </w:rPr>
@@ -333,6 +435,7 @@
       <w:r>
         <w:rPr>
           <w:rFonts w:asciiTheme="minorHAnsi" w:hAnsiTheme="minorHAnsi" w:cstheme="minorHAnsi"/>
+          <w:color w:val="000000" w:themeColor="text1"/>
           <w:sz w:val="24"/>
           <w:szCs w:val="24"/>
         </w:rPr>
@@ -349,6 +452,7 @@
         <w:spacing w:after="120"/>
         <w:rPr>
           <w:rFonts w:asciiTheme="minorHAnsi" w:hAnsiTheme="minorHAnsi" w:cstheme="minorHAnsi"/>
+          <w:color w:val="000000" w:themeColor="text1"/>
           <w:sz w:val="24"/>
           <w:szCs w:val="24"/>
         </w:rPr>
@@ -360,7 +464,7 @@
           <w:bCs/>
           <w:i/>
           <w:iCs/>
-          <w:color w:val="2E75B6"/>
+          <w:color w:val="000000" w:themeColor="text1"/>
           <w:sz w:val="24"/>
           <w:szCs w:val="24"/>
         </w:rPr>
@@ -369,6 +473,7 @@
       <w:r>
         <w:rPr>
           <w:rFonts w:asciiTheme="minorHAnsi" w:hAnsiTheme="minorHAnsi" w:cstheme="minorHAnsi"/>
+          <w:color w:val="000000" w:themeColor="text1"/>
           <w:sz w:val="24"/>
           <w:szCs w:val="24"/>
         </w:rPr>
@@ -378,6 +483,7 @@
       <w:r>
         <w:rPr>
           <w:rFonts w:asciiTheme="minorHAnsi" w:hAnsiTheme="minorHAnsi" w:cstheme="minorHAnsi"/>
+          <w:color w:val="000000" w:themeColor="text1"/>
           <w:sz w:val="24"/>
           <w:szCs w:val="24"/>
         </w:rPr>
@@ -387,6 +493,7 @@
       <w:r>
         <w:rPr>
           <w:rFonts w:asciiTheme="minorHAnsi" w:hAnsiTheme="minorHAnsi" w:cstheme="minorHAnsi"/>
+          <w:color w:val="000000" w:themeColor="text1"/>
           <w:sz w:val="24"/>
           <w:szCs w:val="24"/>
         </w:rPr>
@@ -414,7 +521,7 @@
           <w:bCs/>
           <w:i/>
           <w:iCs/>
-          <w:color w:val="2E75B6"/>
+          <w:color w:val="000000" w:themeColor="text1"/>
           <w:sz w:val="24"/>
           <w:szCs w:val="24"/>
         </w:rPr>
@@ -423,12 +530,13 @@
       <w:r>
         <w:rPr>
           <w:rFonts w:asciiTheme="minorHAnsi" w:hAnsiTheme="minorHAnsi" w:cstheme="minorHAnsi"/>
+          <w:color w:val="000000" w:themeColor="text1"/>
           <w:sz w:val="24"/>
           <w:szCs w:val="24"/>
         </w:rPr>
         <w:t xml:space="preserve"> </w:t>
       </w:r>
-      <w:hyperlink r:id="rId5" w:history="1">
+      <w:hyperlink r:id="rId7" w:history="1">
         <w:r>
           <w:rPr>
             <w:rFonts w:asciiTheme="minorHAnsi" w:hAnsiTheme="minorHAnsi" w:cstheme="minorHAnsi"/>
@@ -451,6 +559,7 @@
         <w:spacing w:after="120"/>
         <w:rPr>
           <w:rFonts w:asciiTheme="minorHAnsi" w:hAnsiTheme="minorHAnsi" w:cstheme="minorHAnsi"/>
+          <w:color w:val="000000" w:themeColor="text1"/>
           <w:sz w:val="24"/>
           <w:szCs w:val="24"/>
         </w:rPr>
@@ -462,7 +571,7 @@
           <w:bCs/>
           <w:i/>
           <w:iCs/>
-          <w:color w:val="2E75B6"/>
+          <w:color w:val="000000" w:themeColor="text1"/>
           <w:sz w:val="24"/>
           <w:szCs w:val="24"/>
         </w:rPr>
@@ -471,6 +580,7 @@
       <w:r>
         <w:rPr>
           <w:rFonts w:asciiTheme="minorHAnsi" w:hAnsiTheme="minorHAnsi" w:cstheme="minorHAnsi"/>
+          <w:color w:val="000000" w:themeColor="text1"/>
           <w:sz w:val="24"/>
           <w:szCs w:val="24"/>
         </w:rPr>
@@ -482,6 +592,7 @@
         <w:spacing w:before="280" w:after="120"/>
         <w:rPr>
           <w:rFonts w:asciiTheme="minorHAnsi" w:hAnsiTheme="minorHAnsi" w:cstheme="minorHAnsi"/>
+          <w:color w:val="000000" w:themeColor="text1"/>
           <w:sz w:val="24"/>
           <w:szCs w:val="24"/>
         </w:rPr>
@@ -532,6 +643,7 @@
             <w:pPr>
               <w:rPr>
                 <w:rFonts w:asciiTheme="minorHAnsi" w:hAnsiTheme="minorHAnsi" w:cstheme="minorHAnsi"/>
+                <w:color w:val="000000" w:themeColor="text1"/>
                 <w:sz w:val="24"/>
                 <w:szCs w:val="24"/>
               </w:rPr>
@@ -541,6 +653,7 @@
                 <w:rFonts w:asciiTheme="minorHAnsi" w:hAnsiTheme="minorHAnsi" w:cstheme="minorHAnsi"/>
                 <w:b/>
                 <w:bCs/>
+                <w:color w:val="000000" w:themeColor="text1"/>
                 <w:sz w:val="24"/>
                 <w:szCs w:val="24"/>
               </w:rPr>
@@ -570,6 +683,7 @@
             <w:pPr>
               <w:rPr>
                 <w:rFonts w:asciiTheme="minorHAnsi" w:hAnsiTheme="minorHAnsi" w:cstheme="minorHAnsi"/>
+                <w:color w:val="000000" w:themeColor="text1"/>
                 <w:sz w:val="24"/>
                 <w:szCs w:val="24"/>
               </w:rPr>
@@ -579,6 +693,7 @@
                 <w:rFonts w:asciiTheme="minorHAnsi" w:hAnsiTheme="minorHAnsi" w:cstheme="minorHAnsi"/>
                 <w:b/>
                 <w:bCs/>
+                <w:color w:val="000000" w:themeColor="text1"/>
                 <w:sz w:val="24"/>
                 <w:szCs w:val="24"/>
               </w:rPr>
@@ -608,6 +723,7 @@
             <w:pPr>
               <w:rPr>
                 <w:rFonts w:asciiTheme="minorHAnsi" w:hAnsiTheme="minorHAnsi" w:cstheme="minorHAnsi"/>
+                <w:color w:val="000000" w:themeColor="text1"/>
                 <w:sz w:val="24"/>
                 <w:szCs w:val="24"/>
               </w:rPr>
@@ -617,6 +733,7 @@
                 <w:rFonts w:asciiTheme="minorHAnsi" w:hAnsiTheme="minorHAnsi" w:cstheme="minorHAnsi"/>
                 <w:b/>
                 <w:bCs/>
+                <w:color w:val="000000" w:themeColor="text1"/>
                 <w:sz w:val="24"/>
                 <w:szCs w:val="24"/>
               </w:rPr>
@@ -647,6 +764,7 @@
             <w:pPr>
               <w:rPr>
                 <w:rFonts w:asciiTheme="minorHAnsi" w:hAnsiTheme="minorHAnsi" w:cstheme="minorHAnsi"/>
+                <w:color w:val="000000" w:themeColor="text1"/>
                 <w:sz w:val="24"/>
                 <w:szCs w:val="24"/>
               </w:rPr>
@@ -654,6 +772,7 @@
             <w:r>
               <w:rPr>
                 <w:rFonts w:asciiTheme="minorHAnsi" w:hAnsiTheme="minorHAnsi" w:cstheme="minorHAnsi"/>
+                <w:color w:val="000000" w:themeColor="text1"/>
                 <w:sz w:val="24"/>
                 <w:szCs w:val="24"/>
               </w:rPr>
@@ -682,6 +801,7 @@
             <w:pPr>
               <w:rPr>
                 <w:rFonts w:asciiTheme="minorHAnsi" w:hAnsiTheme="minorHAnsi" w:cstheme="minorHAnsi"/>
+                <w:color w:val="000000" w:themeColor="text1"/>
                 <w:sz w:val="24"/>
                 <w:szCs w:val="24"/>
               </w:rPr>
@@ -689,6 +809,7 @@
             <w:r>
               <w:rPr>
                 <w:rFonts w:asciiTheme="minorHAnsi" w:hAnsiTheme="minorHAnsi" w:cstheme="minorHAnsi"/>
+                <w:color w:val="000000" w:themeColor="text1"/>
                 <w:sz w:val="24"/>
                 <w:szCs w:val="24"/>
               </w:rPr>
@@ -717,6 +838,7 @@
             <w:pPr>
               <w:rPr>
                 <w:rFonts w:asciiTheme="minorHAnsi" w:hAnsiTheme="minorHAnsi" w:cstheme="minorHAnsi"/>
+                <w:color w:val="000000" w:themeColor="text1"/>
                 <w:sz w:val="24"/>
                 <w:szCs w:val="24"/>
               </w:rPr>
@@ -724,6 +846,7 @@
             <w:r>
               <w:rPr>
                 <w:rFonts w:asciiTheme="minorHAnsi" w:hAnsiTheme="minorHAnsi" w:cstheme="minorHAnsi"/>
+                <w:color w:val="000000" w:themeColor="text1"/>
                 <w:sz w:val="24"/>
                 <w:szCs w:val="24"/>
               </w:rPr>
@@ -738,6 +861,7 @@
         <w:spacing w:before="160" w:after="80"/>
         <w:rPr>
           <w:rFonts w:asciiTheme="minorHAnsi" w:hAnsiTheme="minorHAnsi" w:cstheme="minorHAnsi"/>
+          <w:color w:val="000000" w:themeColor="text1"/>
           <w:sz w:val="10"/>
           <w:szCs w:val="10"/>
         </w:rPr>
@@ -753,6 +877,7 @@
         <w:spacing w:after="120"/>
         <w:rPr>
           <w:rFonts w:asciiTheme="minorHAnsi" w:hAnsiTheme="minorHAnsi" w:cstheme="minorHAnsi"/>
+          <w:color w:val="000000" w:themeColor="text1"/>
           <w:sz w:val="24"/>
           <w:szCs w:val="24"/>
         </w:rPr>
@@ -764,7 +889,7 @@
           <w:bCs/>
           <w:i/>
           <w:iCs/>
-          <w:color w:val="2E75B6"/>
+          <w:color w:val="000000" w:themeColor="text1"/>
           <w:sz w:val="24"/>
           <w:szCs w:val="24"/>
         </w:rPr>
@@ -773,6 +898,7 @@
       <w:r>
         <w:rPr>
           <w:rFonts w:asciiTheme="minorHAnsi" w:hAnsiTheme="minorHAnsi" w:cstheme="minorHAnsi"/>
+          <w:color w:val="000000" w:themeColor="text1"/>
           <w:sz w:val="24"/>
           <w:szCs w:val="24"/>
         </w:rPr>
@@ -789,6 +915,7 @@
         <w:spacing w:after="120"/>
         <w:rPr>
           <w:rFonts w:asciiTheme="minorHAnsi" w:hAnsiTheme="minorHAnsi" w:cstheme="minorHAnsi"/>
+          <w:color w:val="000000" w:themeColor="text1"/>
           <w:sz w:val="24"/>
           <w:szCs w:val="24"/>
         </w:rPr>
@@ -800,7 +927,7 @@
           <w:bCs/>
           <w:i/>
           <w:iCs/>
-          <w:color w:val="2E75B6"/>
+          <w:color w:val="000000" w:themeColor="text1"/>
           <w:sz w:val="24"/>
           <w:szCs w:val="24"/>
         </w:rPr>
@@ -809,6 +936,7 @@
       <w:r>
         <w:rPr>
           <w:rFonts w:asciiTheme="minorHAnsi" w:hAnsiTheme="minorHAnsi" w:cstheme="minorHAnsi"/>
+          <w:color w:val="000000" w:themeColor="text1"/>
           <w:sz w:val="24"/>
           <w:szCs w:val="24"/>
         </w:rPr>
@@ -817,6 +945,7 @@
       <w:r>
         <w:rPr>
           <w:rFonts w:asciiTheme="minorHAnsi" w:hAnsiTheme="minorHAnsi" w:cstheme="minorHAnsi"/>
+          <w:color w:val="000000" w:themeColor="text1"/>
           <w:sz w:val="24"/>
           <w:szCs w:val="24"/>
         </w:rPr>
@@ -833,6 +962,7 @@
         <w:spacing w:after="120"/>
         <w:rPr>
           <w:rFonts w:asciiTheme="minorHAnsi" w:hAnsiTheme="minorHAnsi" w:cstheme="minorHAnsi"/>
+          <w:color w:val="000000" w:themeColor="text1"/>
           <w:sz w:val="24"/>
           <w:szCs w:val="24"/>
         </w:rPr>
@@ -844,7 +974,7 @@
           <w:bCs/>
           <w:i/>
           <w:iCs/>
-          <w:color w:val="2E75B6"/>
+          <w:color w:val="000000" w:themeColor="text1"/>
           <w:sz w:val="24"/>
           <w:szCs w:val="24"/>
         </w:rPr>
@@ -853,6 +983,7 @@
       <w:r>
         <w:rPr>
           <w:rFonts w:asciiTheme="minorHAnsi" w:hAnsiTheme="minorHAnsi" w:cstheme="minorHAnsi"/>
+          <w:color w:val="000000" w:themeColor="text1"/>
           <w:sz w:val="24"/>
           <w:szCs w:val="24"/>
         </w:rPr>
@@ -861,6 +992,7 @@
       <w:r>
         <w:rPr>
           <w:rFonts w:asciiTheme="minorHAnsi" w:hAnsiTheme="minorHAnsi" w:cstheme="minorHAnsi"/>
+          <w:color w:val="000000" w:themeColor="text1"/>
           <w:sz w:val="24"/>
           <w:szCs w:val="24"/>
         </w:rPr>
@@ -869,6 +1001,7 @@
       <w:r>
         <w:rPr>
           <w:rFonts w:asciiTheme="minorHAnsi" w:hAnsiTheme="minorHAnsi" w:cstheme="minorHAnsi"/>
+          <w:color w:val="000000" w:themeColor="text1"/>
           <w:sz w:val="24"/>
           <w:szCs w:val="24"/>
         </w:rPr>
@@ -877,6 +1010,7 @@
       <w:r>
         <w:rPr>
           <w:rFonts w:asciiTheme="minorHAnsi" w:hAnsiTheme="minorHAnsi" w:cstheme="minorHAnsi"/>
+          <w:color w:val="000000" w:themeColor="text1"/>
           <w:sz w:val="24"/>
           <w:szCs w:val="24"/>
         </w:rPr>
@@ -885,6 +1019,7 @@
       <w:r>
         <w:rPr>
           <w:rFonts w:asciiTheme="minorHAnsi" w:hAnsiTheme="minorHAnsi" w:cstheme="minorHAnsi"/>
+          <w:color w:val="000000" w:themeColor="text1"/>
           <w:sz w:val="24"/>
           <w:szCs w:val="24"/>
         </w:rPr>
@@ -912,7 +1047,7 @@
           <w:bCs/>
           <w:i/>
           <w:iCs/>
-          <w:color w:val="2E75B6"/>
+          <w:color w:val="000000" w:themeColor="text1"/>
           <w:sz w:val="24"/>
           <w:szCs w:val="24"/>
         </w:rPr>
@@ -921,12 +1056,13 @@
       <w:r>
         <w:rPr>
           <w:rFonts w:asciiTheme="minorHAnsi" w:hAnsiTheme="minorHAnsi" w:cstheme="minorHAnsi"/>
+          <w:color w:val="000000" w:themeColor="text1"/>
           <w:sz w:val="24"/>
           <w:szCs w:val="24"/>
         </w:rPr>
         <w:t xml:space="preserve"> </w:t>
       </w:r>
-      <w:hyperlink r:id="rId6" w:history="1">
+      <w:hyperlink r:id="rId8" w:history="1">
         <w:r>
           <w:rPr>
             <w:rFonts w:asciiTheme="minorHAnsi" w:hAnsiTheme="minorHAnsi" w:cstheme="minorHAnsi"/>
@@ -949,6 +1085,7 @@
         <w:spacing w:after="120"/>
         <w:rPr>
           <w:rFonts w:asciiTheme="minorHAnsi" w:hAnsiTheme="minorHAnsi" w:cstheme="minorHAnsi"/>
+          <w:color w:val="000000" w:themeColor="text1"/>
           <w:sz w:val="24"/>
           <w:szCs w:val="24"/>
         </w:rPr>
@@ -960,7 +1097,7 @@
           <w:bCs/>
           <w:i/>
           <w:iCs/>
-          <w:color w:val="2E75B6"/>
+          <w:color w:val="000000" w:themeColor="text1"/>
           <w:sz w:val="24"/>
           <w:szCs w:val="24"/>
         </w:rPr>
@@ -969,6 +1106,7 @@
       <w:r>
         <w:rPr>
           <w:rFonts w:asciiTheme="minorHAnsi" w:hAnsiTheme="minorHAnsi" w:cstheme="minorHAnsi"/>
+          <w:color w:val="000000" w:themeColor="text1"/>
           <w:sz w:val="24"/>
           <w:szCs w:val="24"/>
         </w:rPr>
@@ -977,22 +1115,16 @@
       <w:r>
         <w:rPr>
           <w:rFonts w:asciiTheme="minorHAnsi" w:hAnsiTheme="minorHAnsi" w:cstheme="minorHAnsi"/>
-          <w:sz w:val="24"/>
-          <w:szCs w:val="24"/>
-        </w:rPr>
-        <w:t xml:space="preserve">There are still some </w:t>
-      </w:r>
-      <w:r>
-        <w:rPr>
-          <w:rFonts w:asciiTheme="minorHAnsi" w:hAnsiTheme="minorHAnsi" w:cstheme="minorHAnsi"/>
-          <w:sz w:val="24"/>
-          <w:szCs w:val="24"/>
-        </w:rPr>
-        <w:t>size</w:t>
-      </w:r>
-      <w:r>
-        <w:rPr>
-          <w:rFonts w:asciiTheme="minorHAnsi" w:hAnsiTheme="minorHAnsi" w:cstheme="minorHAnsi"/>
+          <w:color w:val="000000" w:themeColor="text1"/>
+          <w:sz w:val="24"/>
+          <w:szCs w:val="24"/>
+        </w:rPr>
+        <w:t>There are still some size</w:t>
+      </w:r>
+      <w:r>
+        <w:rPr>
+          <w:rFonts w:asciiTheme="minorHAnsi" w:hAnsiTheme="minorHAnsi" w:cstheme="minorHAnsi"/>
+          <w:color w:val="000000" w:themeColor="text1"/>
           <w:sz w:val="24"/>
           <w:szCs w:val="24"/>
         </w:rPr>
@@ -1001,6 +1133,7 @@
       <w:r>
         <w:rPr>
           <w:rFonts w:asciiTheme="minorHAnsi" w:hAnsiTheme="minorHAnsi" w:cstheme="minorHAnsi"/>
+          <w:color w:val="000000" w:themeColor="text1"/>
           <w:sz w:val="24"/>
           <w:szCs w:val="24"/>
         </w:rPr>
@@ -1009,6 +1142,7 @@
       <w:r>
         <w:rPr>
           <w:rFonts w:asciiTheme="minorHAnsi" w:hAnsiTheme="minorHAnsi" w:cstheme="minorHAnsi"/>
+          <w:color w:val="000000" w:themeColor="text1"/>
           <w:sz w:val="24"/>
           <w:szCs w:val="24"/>
         </w:rPr>
@@ -1020,6 +1154,7 @@
         <w:spacing w:before="280" w:after="120"/>
         <w:rPr>
           <w:rFonts w:asciiTheme="minorHAnsi" w:hAnsiTheme="minorHAnsi" w:cstheme="minorHAnsi"/>
+          <w:color w:val="000000" w:themeColor="text1"/>
           <w:sz w:val="24"/>
           <w:szCs w:val="24"/>
         </w:rPr>
@@ -1070,6 +1205,7 @@
             <w:pPr>
               <w:rPr>
                 <w:rFonts w:asciiTheme="minorHAnsi" w:hAnsiTheme="minorHAnsi" w:cstheme="minorHAnsi"/>
+                <w:color w:val="000000" w:themeColor="text1"/>
                 <w:sz w:val="24"/>
                 <w:szCs w:val="24"/>
               </w:rPr>
@@ -1079,6 +1215,7 @@
                 <w:rFonts w:asciiTheme="minorHAnsi" w:hAnsiTheme="minorHAnsi" w:cstheme="minorHAnsi"/>
                 <w:b/>
                 <w:bCs/>
+                <w:color w:val="000000" w:themeColor="text1"/>
                 <w:sz w:val="24"/>
                 <w:szCs w:val="24"/>
               </w:rPr>
@@ -1108,6 +1245,7 @@
             <w:pPr>
               <w:rPr>
                 <w:rFonts w:asciiTheme="minorHAnsi" w:hAnsiTheme="minorHAnsi" w:cstheme="minorHAnsi"/>
+                <w:color w:val="000000" w:themeColor="text1"/>
                 <w:sz w:val="24"/>
                 <w:szCs w:val="24"/>
               </w:rPr>
@@ -1117,6 +1255,7 @@
                 <w:rFonts w:asciiTheme="minorHAnsi" w:hAnsiTheme="minorHAnsi" w:cstheme="minorHAnsi"/>
                 <w:b/>
                 <w:bCs/>
+                <w:color w:val="000000" w:themeColor="text1"/>
                 <w:sz w:val="24"/>
                 <w:szCs w:val="24"/>
               </w:rPr>
@@ -1146,6 +1285,7 @@
             <w:pPr>
               <w:rPr>
                 <w:rFonts w:asciiTheme="minorHAnsi" w:hAnsiTheme="minorHAnsi" w:cstheme="minorHAnsi"/>
+                <w:color w:val="000000" w:themeColor="text1"/>
                 <w:sz w:val="24"/>
                 <w:szCs w:val="24"/>
               </w:rPr>
@@ -1155,6 +1295,7 @@
                 <w:rFonts w:asciiTheme="minorHAnsi" w:hAnsiTheme="minorHAnsi" w:cstheme="minorHAnsi"/>
                 <w:b/>
                 <w:bCs/>
+                <w:color w:val="000000" w:themeColor="text1"/>
                 <w:sz w:val="24"/>
                 <w:szCs w:val="24"/>
               </w:rPr>
@@ -1185,6 +1326,7 @@
             <w:pPr>
               <w:rPr>
                 <w:rFonts w:asciiTheme="minorHAnsi" w:hAnsiTheme="minorHAnsi" w:cstheme="minorHAnsi"/>
+                <w:color w:val="000000" w:themeColor="text1"/>
                 <w:sz w:val="24"/>
                 <w:szCs w:val="24"/>
               </w:rPr>
@@ -1192,6 +1334,7 @@
             <w:r>
               <w:rPr>
                 <w:rFonts w:asciiTheme="minorHAnsi" w:hAnsiTheme="minorHAnsi" w:cstheme="minorHAnsi"/>
+                <w:color w:val="000000" w:themeColor="text1"/>
                 <w:sz w:val="24"/>
                 <w:szCs w:val="24"/>
               </w:rPr>
@@ -1220,6 +1363,7 @@
             <w:pPr>
               <w:rPr>
                 <w:rFonts w:asciiTheme="minorHAnsi" w:hAnsiTheme="minorHAnsi" w:cstheme="minorHAnsi"/>
+                <w:color w:val="000000" w:themeColor="text1"/>
                 <w:sz w:val="24"/>
                 <w:szCs w:val="24"/>
               </w:rPr>
@@ -1227,6 +1371,7 @@
             <w:r>
               <w:rPr>
                 <w:rFonts w:asciiTheme="minorHAnsi" w:hAnsiTheme="minorHAnsi" w:cstheme="minorHAnsi"/>
+                <w:color w:val="000000" w:themeColor="text1"/>
                 <w:sz w:val="24"/>
                 <w:szCs w:val="24"/>
               </w:rPr>
@@ -1255,6 +1400,7 @@
             <w:pPr>
               <w:rPr>
                 <w:rFonts w:asciiTheme="minorHAnsi" w:hAnsiTheme="minorHAnsi" w:cstheme="minorHAnsi"/>
+                <w:color w:val="000000" w:themeColor="text1"/>
                 <w:sz w:val="24"/>
                 <w:szCs w:val="24"/>
               </w:rPr>
@@ -1262,6 +1408,7 @@
             <w:r>
               <w:rPr>
                 <w:rFonts w:asciiTheme="minorHAnsi" w:hAnsiTheme="minorHAnsi" w:cstheme="minorHAnsi"/>
+                <w:color w:val="000000" w:themeColor="text1"/>
                 <w:sz w:val="24"/>
                 <w:szCs w:val="24"/>
               </w:rPr>
@@ -1276,6 +1423,7 @@
         <w:spacing w:before="160" w:after="80"/>
         <w:rPr>
           <w:rFonts w:asciiTheme="minorHAnsi" w:hAnsiTheme="minorHAnsi" w:cstheme="minorHAnsi"/>
+          <w:color w:val="000000" w:themeColor="text1"/>
           <w:sz w:val="10"/>
           <w:szCs w:val="10"/>
         </w:rPr>
@@ -1291,6 +1439,7 @@
         <w:spacing w:after="120"/>
         <w:rPr>
           <w:rFonts w:asciiTheme="minorHAnsi" w:hAnsiTheme="minorHAnsi" w:cstheme="minorHAnsi"/>
+          <w:color w:val="000000" w:themeColor="text1"/>
           <w:sz w:val="24"/>
           <w:szCs w:val="24"/>
         </w:rPr>
@@ -1302,7 +1451,7 @@
           <w:bCs/>
           <w:i/>
           <w:iCs/>
-          <w:color w:val="2E75B6"/>
+          <w:color w:val="000000" w:themeColor="text1"/>
           <w:sz w:val="24"/>
           <w:szCs w:val="24"/>
         </w:rPr>
@@ -1311,6 +1460,7 @@
       <w:r>
         <w:rPr>
           <w:rFonts w:asciiTheme="minorHAnsi" w:hAnsiTheme="minorHAnsi" w:cstheme="minorHAnsi"/>
+          <w:color w:val="000000" w:themeColor="text1"/>
           <w:sz w:val="24"/>
           <w:szCs w:val="24"/>
         </w:rPr>
@@ -1319,22 +1469,16 @@
       <w:r>
         <w:rPr>
           <w:rFonts w:asciiTheme="minorHAnsi" w:hAnsiTheme="minorHAnsi" w:cstheme="minorHAnsi"/>
-          <w:sz w:val="24"/>
-          <w:szCs w:val="24"/>
-        </w:rPr>
-        <w:t>The problem is found by looking at the code where the navigation list is.</w:t>
-      </w:r>
-      <w:r>
-        <w:rPr>
-          <w:rFonts w:asciiTheme="minorHAnsi" w:hAnsiTheme="minorHAnsi" w:cstheme="minorHAnsi"/>
-          <w:sz w:val="24"/>
-          <w:szCs w:val="24"/>
-        </w:rPr>
-        <w:t xml:space="preserve"> </w:t>
-      </w:r>
-      <w:r>
-        <w:rPr>
-          <w:rFonts w:asciiTheme="minorHAnsi" w:hAnsiTheme="minorHAnsi" w:cstheme="minorHAnsi"/>
+          <w:color w:val="000000" w:themeColor="text1"/>
+          <w:sz w:val="24"/>
+          <w:szCs w:val="24"/>
+        </w:rPr>
+        <w:t xml:space="preserve">The problem is found by looking at the code where the navigation list is. </w:t>
+      </w:r>
+      <w:r>
+        <w:rPr>
+          <w:rFonts w:asciiTheme="minorHAnsi" w:hAnsiTheme="minorHAnsi" w:cstheme="minorHAnsi"/>
+          <w:color w:val="000000" w:themeColor="text1"/>
           <w:sz w:val="24"/>
           <w:szCs w:val="24"/>
         </w:rPr>
@@ -1343,6 +1487,7 @@
       <w:r>
         <w:rPr>
           <w:rFonts w:asciiTheme="minorHAnsi" w:hAnsiTheme="minorHAnsi" w:cstheme="minorHAnsi"/>
+          <w:color w:val="000000" w:themeColor="text1"/>
           <w:sz w:val="24"/>
           <w:szCs w:val="24"/>
         </w:rPr>
@@ -1351,6 +1496,7 @@
       <w:r>
         <w:rPr>
           <w:rFonts w:asciiTheme="minorHAnsi" w:hAnsiTheme="minorHAnsi" w:cstheme="minorHAnsi"/>
+          <w:color w:val="000000" w:themeColor="text1"/>
           <w:sz w:val="24"/>
           <w:szCs w:val="24"/>
         </w:rPr>
@@ -1367,6 +1513,7 @@
         <w:spacing w:after="120"/>
         <w:rPr>
           <w:rFonts w:asciiTheme="minorHAnsi" w:hAnsiTheme="minorHAnsi" w:cstheme="minorHAnsi"/>
+          <w:color w:val="000000" w:themeColor="text1"/>
           <w:sz w:val="24"/>
           <w:szCs w:val="24"/>
         </w:rPr>
@@ -1378,7 +1525,7 @@
           <w:bCs/>
           <w:i/>
           <w:iCs/>
-          <w:color w:val="2E75B6"/>
+          <w:color w:val="000000" w:themeColor="text1"/>
           <w:sz w:val="24"/>
           <w:szCs w:val="24"/>
         </w:rPr>
@@ -1387,6 +1534,7 @@
       <w:r>
         <w:rPr>
           <w:rFonts w:asciiTheme="minorHAnsi" w:hAnsiTheme="minorHAnsi" w:cstheme="minorHAnsi"/>
+          <w:color w:val="000000" w:themeColor="text1"/>
           <w:sz w:val="24"/>
           <w:szCs w:val="24"/>
         </w:rPr>
@@ -1395,6 +1543,7 @@
       <w:r>
         <w:rPr>
           <w:rFonts w:asciiTheme="minorHAnsi" w:hAnsiTheme="minorHAnsi" w:cstheme="minorHAnsi"/>
+          <w:color w:val="000000" w:themeColor="text1"/>
           <w:sz w:val="24"/>
           <w:szCs w:val="24"/>
         </w:rPr>
@@ -1403,6 +1552,7 @@
       <w:r>
         <w:rPr>
           <w:rFonts w:asciiTheme="minorHAnsi" w:hAnsiTheme="minorHAnsi" w:cstheme="minorHAnsi"/>
+          <w:color w:val="000000" w:themeColor="text1"/>
           <w:sz w:val="24"/>
           <w:szCs w:val="24"/>
         </w:rPr>
@@ -1419,6 +1569,7 @@
         <w:spacing w:after="120"/>
         <w:rPr>
           <w:rFonts w:asciiTheme="minorHAnsi" w:hAnsiTheme="minorHAnsi" w:cstheme="minorHAnsi"/>
+          <w:color w:val="000000" w:themeColor="text1"/>
           <w:sz w:val="24"/>
           <w:szCs w:val="24"/>
         </w:rPr>
@@ -1430,15 +1581,17 @@
           <w:bCs/>
           <w:i/>
           <w:iCs/>
-          <w:color w:val="2E75B6"/>
-          <w:sz w:val="24"/>
-          <w:szCs w:val="24"/>
-        </w:rPr>
+          <w:color w:val="000000" w:themeColor="text1"/>
+          <w:sz w:val="24"/>
+          <w:szCs w:val="24"/>
+        </w:rPr>
+        <w:lastRenderedPageBreak/>
         <w:t>Correction:</w:t>
       </w:r>
       <w:r>
         <w:rPr>
           <w:rFonts w:asciiTheme="minorHAnsi" w:hAnsiTheme="minorHAnsi" w:cstheme="minorHAnsi"/>
+          <w:color w:val="000000" w:themeColor="text1"/>
           <w:sz w:val="24"/>
           <w:szCs w:val="24"/>
         </w:rPr>
@@ -1447,6 +1600,7 @@
       <w:r>
         <w:rPr>
           <w:rFonts w:asciiTheme="minorHAnsi" w:hAnsiTheme="minorHAnsi" w:cstheme="minorHAnsi"/>
+          <w:color w:val="000000" w:themeColor="text1"/>
           <w:sz w:val="24"/>
           <w:szCs w:val="24"/>
         </w:rPr>
@@ -1455,6 +1609,7 @@
       <w:r>
         <w:rPr>
           <w:rFonts w:asciiTheme="minorHAnsi" w:hAnsiTheme="minorHAnsi" w:cstheme="minorHAnsi"/>
+          <w:color w:val="000000" w:themeColor="text1"/>
           <w:sz w:val="24"/>
           <w:szCs w:val="24"/>
         </w:rPr>
@@ -1482,7 +1637,7 @@
           <w:bCs/>
           <w:i/>
           <w:iCs/>
-          <w:color w:val="2E75B6"/>
+          <w:color w:val="000000" w:themeColor="text1"/>
           <w:sz w:val="24"/>
           <w:szCs w:val="24"/>
         </w:rPr>
@@ -1491,6 +1646,7 @@
       <w:r>
         <w:rPr>
           <w:rFonts w:asciiTheme="minorHAnsi" w:hAnsiTheme="minorHAnsi" w:cstheme="minorHAnsi"/>
+          <w:color w:val="000000" w:themeColor="text1"/>
           <w:sz w:val="24"/>
           <w:szCs w:val="24"/>
         </w:rPr>
@@ -1499,12 +1655,13 @@
       <w:r>
         <w:rPr>
           <w:rFonts w:asciiTheme="minorHAnsi" w:hAnsiTheme="minorHAnsi" w:cstheme="minorHAnsi"/>
+          <w:color w:val="000000" w:themeColor="text1"/>
           <w:sz w:val="24"/>
           <w:szCs w:val="24"/>
         </w:rPr>
         <w:t xml:space="preserve"> </w:t>
       </w:r>
-      <w:hyperlink r:id="rId7" w:history="1">
+      <w:hyperlink r:id="rId9" w:anchor="a_quick_primer_on_urls_and_paths" w:history="1">
         <w:r>
           <w:rPr>
             <w:rStyle w:val="Hyperlink"/>
@@ -1535,7 +1692,7 @@
           <w:szCs w:val="24"/>
         </w:rPr>
       </w:pPr>
-      <w:hyperlink r:id="rId8" w:history="1">
+      <w:hyperlink r:id="rId10" w:anchor="absolute_urls_vs._relative_urls" w:history="1">
         <w:r>
           <w:rPr>
             <w:rStyle w:val="Hyperlink"/>
@@ -1557,6 +1714,7 @@
         <w:spacing w:after="120"/>
         <w:rPr>
           <w:rFonts w:asciiTheme="minorHAnsi" w:hAnsiTheme="minorHAnsi" w:cstheme="minorHAnsi"/>
+          <w:color w:val="000000" w:themeColor="text1"/>
           <w:sz w:val="24"/>
           <w:szCs w:val="24"/>
         </w:rPr>
@@ -1568,7 +1726,7 @@
           <w:bCs/>
           <w:i/>
           <w:iCs/>
-          <w:color w:val="2E75B6"/>
+          <w:color w:val="000000" w:themeColor="text1"/>
           <w:sz w:val="24"/>
           <w:szCs w:val="24"/>
         </w:rPr>
@@ -1577,6 +1735,7 @@
       <w:r>
         <w:rPr>
           <w:rFonts w:asciiTheme="minorHAnsi" w:hAnsiTheme="minorHAnsi" w:cstheme="minorHAnsi"/>
+          <w:color w:val="000000" w:themeColor="text1"/>
           <w:sz w:val="24"/>
           <w:szCs w:val="24"/>
         </w:rPr>
@@ -1585,28 +1744,11 @@
       <w:r>
         <w:rPr>
           <w:rFonts w:asciiTheme="minorHAnsi" w:hAnsiTheme="minorHAnsi" w:cstheme="minorHAnsi"/>
-          <w:sz w:val="24"/>
-          <w:szCs w:val="24"/>
-        </w:rPr>
-        <w:t xml:space="preserve">Clicking the link that </w:t>
-      </w:r>
-      <w:proofErr w:type="gramStart"/>
-      <w:r>
-        <w:rPr>
-          <w:rFonts w:asciiTheme="minorHAnsi" w:hAnsiTheme="minorHAnsi" w:cstheme="minorHAnsi"/>
-          <w:sz w:val="24"/>
-          <w:szCs w:val="24"/>
-        </w:rPr>
-        <w:t>pointed</w:t>
-      </w:r>
-      <w:proofErr w:type="gramEnd"/>
-      <w:r>
-        <w:rPr>
-          <w:rFonts w:asciiTheme="minorHAnsi" w:hAnsiTheme="minorHAnsi" w:cstheme="minorHAnsi"/>
-          <w:sz w:val="24"/>
-          <w:szCs w:val="24"/>
-        </w:rPr>
-        <w:t xml:space="preserve"> the .html file now works, as it redirects to it.</w:t>
+          <w:color w:val="000000" w:themeColor="text1"/>
+          <w:sz w:val="24"/>
+          <w:szCs w:val="24"/>
+        </w:rPr>
+        <w:t>Clicking the link that pointed the .html file now works, as it redirects to it.</w:t>
       </w:r>
     </w:p>
     <w:p>
@@ -1616,6 +1758,7 @@
         <w:ind w:left="360"/>
         <w:rPr>
           <w:rFonts w:asciiTheme="minorHAnsi" w:hAnsiTheme="minorHAnsi" w:cstheme="minorHAnsi"/>
+          <w:color w:val="000000" w:themeColor="text1"/>
           <w:sz w:val="24"/>
           <w:szCs w:val="24"/>
         </w:rPr>
@@ -1666,6 +1809,7 @@
             <w:pPr>
               <w:rPr>
                 <w:rFonts w:asciiTheme="minorHAnsi" w:hAnsiTheme="minorHAnsi" w:cstheme="minorHAnsi"/>
+                <w:color w:val="000000" w:themeColor="text1"/>
                 <w:sz w:val="24"/>
                 <w:szCs w:val="24"/>
               </w:rPr>
@@ -1675,6 +1819,7 @@
                 <w:rFonts w:asciiTheme="minorHAnsi" w:hAnsiTheme="minorHAnsi" w:cstheme="minorHAnsi"/>
                 <w:b/>
                 <w:bCs/>
+                <w:color w:val="000000" w:themeColor="text1"/>
                 <w:sz w:val="24"/>
                 <w:szCs w:val="24"/>
               </w:rPr>
@@ -1704,6 +1849,7 @@
             <w:pPr>
               <w:rPr>
                 <w:rFonts w:asciiTheme="minorHAnsi" w:hAnsiTheme="minorHAnsi" w:cstheme="minorHAnsi"/>
+                <w:color w:val="000000" w:themeColor="text1"/>
                 <w:sz w:val="24"/>
                 <w:szCs w:val="24"/>
               </w:rPr>
@@ -1713,6 +1859,7 @@
                 <w:rFonts w:asciiTheme="minorHAnsi" w:hAnsiTheme="minorHAnsi" w:cstheme="minorHAnsi"/>
                 <w:b/>
                 <w:bCs/>
+                <w:color w:val="000000" w:themeColor="text1"/>
                 <w:sz w:val="24"/>
                 <w:szCs w:val="24"/>
               </w:rPr>
@@ -1742,6 +1889,7 @@
             <w:pPr>
               <w:rPr>
                 <w:rFonts w:asciiTheme="minorHAnsi" w:hAnsiTheme="minorHAnsi" w:cstheme="minorHAnsi"/>
+                <w:color w:val="000000" w:themeColor="text1"/>
                 <w:sz w:val="24"/>
                 <w:szCs w:val="24"/>
               </w:rPr>
@@ -1751,6 +1899,7 @@
                 <w:rFonts w:asciiTheme="minorHAnsi" w:hAnsiTheme="minorHAnsi" w:cstheme="minorHAnsi"/>
                 <w:b/>
                 <w:bCs/>
+                <w:color w:val="000000" w:themeColor="text1"/>
                 <w:sz w:val="24"/>
                 <w:szCs w:val="24"/>
               </w:rPr>
@@ -1781,6 +1930,7 @@
             <w:pPr>
               <w:rPr>
                 <w:rFonts w:asciiTheme="minorHAnsi" w:hAnsiTheme="minorHAnsi" w:cstheme="minorHAnsi"/>
+                <w:color w:val="000000" w:themeColor="text1"/>
                 <w:sz w:val="24"/>
                 <w:szCs w:val="24"/>
               </w:rPr>
@@ -1788,6 +1938,7 @@
             <w:r>
               <w:rPr>
                 <w:rFonts w:asciiTheme="minorHAnsi" w:hAnsiTheme="minorHAnsi" w:cstheme="minorHAnsi"/>
+                <w:color w:val="000000" w:themeColor="text1"/>
                 <w:sz w:val="24"/>
                 <w:szCs w:val="24"/>
               </w:rPr>
@@ -1816,6 +1967,7 @@
             <w:pPr>
               <w:rPr>
                 <w:rFonts w:asciiTheme="minorHAnsi" w:hAnsiTheme="minorHAnsi" w:cstheme="minorHAnsi"/>
+                <w:color w:val="000000" w:themeColor="text1"/>
                 <w:sz w:val="24"/>
                 <w:szCs w:val="24"/>
               </w:rPr>
@@ -1823,6 +1975,7 @@
             <w:r>
               <w:rPr>
                 <w:rFonts w:asciiTheme="minorHAnsi" w:hAnsiTheme="minorHAnsi" w:cstheme="minorHAnsi"/>
+                <w:color w:val="000000" w:themeColor="text1"/>
                 <w:sz w:val="24"/>
                 <w:szCs w:val="24"/>
               </w:rPr>
@@ -1851,6 +2004,7 @@
             <w:pPr>
               <w:rPr>
                 <w:rFonts w:asciiTheme="minorHAnsi" w:hAnsiTheme="minorHAnsi" w:cstheme="minorHAnsi"/>
+                <w:color w:val="000000" w:themeColor="text1"/>
                 <w:sz w:val="24"/>
                 <w:szCs w:val="24"/>
               </w:rPr>
@@ -1858,6 +2012,7 @@
             <w:r>
               <w:rPr>
                 <w:rFonts w:asciiTheme="minorHAnsi" w:hAnsiTheme="minorHAnsi" w:cstheme="minorHAnsi"/>
+                <w:color w:val="000000" w:themeColor="text1"/>
                 <w:sz w:val="24"/>
                 <w:szCs w:val="24"/>
               </w:rPr>
@@ -1872,6 +2027,7 @@
         <w:spacing w:before="160" w:after="80"/>
         <w:rPr>
           <w:rFonts w:asciiTheme="minorHAnsi" w:hAnsiTheme="minorHAnsi" w:cstheme="minorHAnsi"/>
+          <w:color w:val="000000" w:themeColor="text1"/>
           <w:sz w:val="12"/>
           <w:szCs w:val="12"/>
         </w:rPr>
@@ -1887,6 +2043,7 @@
         <w:spacing w:after="120"/>
         <w:rPr>
           <w:rFonts w:asciiTheme="minorHAnsi" w:hAnsiTheme="minorHAnsi" w:cstheme="minorHAnsi"/>
+          <w:color w:val="000000" w:themeColor="text1"/>
           <w:sz w:val="24"/>
           <w:szCs w:val="24"/>
         </w:rPr>
@@ -1898,7 +2055,7 @@
           <w:bCs/>
           <w:i/>
           <w:iCs/>
-          <w:color w:val="2E75B6"/>
+          <w:color w:val="000000" w:themeColor="text1"/>
           <w:sz w:val="24"/>
           <w:szCs w:val="24"/>
         </w:rPr>
@@ -1907,6 +2064,7 @@
       <w:r>
         <w:rPr>
           <w:rFonts w:asciiTheme="minorHAnsi" w:hAnsiTheme="minorHAnsi" w:cstheme="minorHAnsi"/>
+          <w:color w:val="000000" w:themeColor="text1"/>
           <w:sz w:val="24"/>
           <w:szCs w:val="24"/>
         </w:rPr>
@@ -1915,6 +2073,7 @@
       <w:r>
         <w:rPr>
           <w:rFonts w:asciiTheme="minorHAnsi" w:hAnsiTheme="minorHAnsi" w:cstheme="minorHAnsi"/>
+          <w:color w:val="000000" w:themeColor="text1"/>
           <w:sz w:val="24"/>
           <w:szCs w:val="24"/>
         </w:rPr>
@@ -1931,6 +2090,7 @@
         <w:spacing w:after="120"/>
         <w:rPr>
           <w:rFonts w:asciiTheme="minorHAnsi" w:hAnsiTheme="minorHAnsi" w:cstheme="minorHAnsi"/>
+          <w:color w:val="000000" w:themeColor="text1"/>
           <w:sz w:val="24"/>
           <w:szCs w:val="24"/>
         </w:rPr>
@@ -1942,7 +2102,7 @@
           <w:bCs/>
           <w:i/>
           <w:iCs/>
-          <w:color w:val="2E75B6"/>
+          <w:color w:val="000000" w:themeColor="text1"/>
           <w:sz w:val="24"/>
           <w:szCs w:val="24"/>
         </w:rPr>
@@ -1951,6 +2111,7 @@
       <w:r>
         <w:rPr>
           <w:rFonts w:asciiTheme="minorHAnsi" w:hAnsiTheme="minorHAnsi" w:cstheme="minorHAnsi"/>
+          <w:color w:val="000000" w:themeColor="text1"/>
           <w:sz w:val="24"/>
           <w:szCs w:val="24"/>
         </w:rPr>
@@ -1959,6 +2120,7 @@
       <w:r>
         <w:rPr>
           <w:rFonts w:asciiTheme="minorHAnsi" w:hAnsiTheme="minorHAnsi" w:cstheme="minorHAnsi"/>
+          <w:color w:val="000000" w:themeColor="text1"/>
           <w:sz w:val="24"/>
           <w:szCs w:val="24"/>
         </w:rPr>
@@ -1967,6 +2129,7 @@
       <w:r>
         <w:rPr>
           <w:rFonts w:asciiTheme="minorHAnsi" w:hAnsiTheme="minorHAnsi" w:cstheme="minorHAnsi"/>
+          <w:color w:val="000000" w:themeColor="text1"/>
           <w:sz w:val="24"/>
           <w:szCs w:val="24"/>
         </w:rPr>
@@ -1975,6 +2138,7 @@
       <w:r>
         <w:rPr>
           <w:rFonts w:asciiTheme="minorHAnsi" w:hAnsiTheme="minorHAnsi" w:cstheme="minorHAnsi"/>
+          <w:color w:val="000000" w:themeColor="text1"/>
           <w:sz w:val="24"/>
           <w:szCs w:val="24"/>
         </w:rPr>
@@ -1983,6 +2147,7 @@
       <w:r>
         <w:rPr>
           <w:rFonts w:asciiTheme="minorHAnsi" w:hAnsiTheme="minorHAnsi" w:cstheme="minorHAnsi"/>
+          <w:color w:val="000000" w:themeColor="text1"/>
           <w:sz w:val="24"/>
           <w:szCs w:val="24"/>
         </w:rPr>
@@ -1991,6 +2156,7 @@
       <w:r>
         <w:rPr>
           <w:rFonts w:asciiTheme="minorHAnsi" w:hAnsiTheme="minorHAnsi" w:cstheme="minorHAnsi"/>
+          <w:color w:val="000000" w:themeColor="text1"/>
           <w:sz w:val="24"/>
           <w:szCs w:val="24"/>
         </w:rPr>
@@ -1999,6 +2165,7 @@
       <w:r>
         <w:rPr>
           <w:rFonts w:asciiTheme="minorHAnsi" w:hAnsiTheme="minorHAnsi" w:cstheme="minorHAnsi"/>
+          <w:color w:val="000000" w:themeColor="text1"/>
           <w:sz w:val="24"/>
           <w:szCs w:val="24"/>
         </w:rPr>
@@ -2007,6 +2174,7 @@
       <w:r>
         <w:rPr>
           <w:rFonts w:asciiTheme="minorHAnsi" w:hAnsiTheme="minorHAnsi" w:cstheme="minorHAnsi"/>
+          <w:color w:val="000000" w:themeColor="text1"/>
           <w:sz w:val="24"/>
           <w:szCs w:val="24"/>
         </w:rPr>
@@ -2023,6 +2191,7 @@
         <w:spacing w:after="120"/>
         <w:rPr>
           <w:rFonts w:asciiTheme="minorHAnsi" w:hAnsiTheme="minorHAnsi" w:cstheme="minorHAnsi"/>
+          <w:color w:val="000000" w:themeColor="text1"/>
           <w:sz w:val="24"/>
           <w:szCs w:val="24"/>
         </w:rPr>
@@ -2034,7 +2203,7 @@
           <w:bCs/>
           <w:i/>
           <w:iCs/>
-          <w:color w:val="2E75B6"/>
+          <w:color w:val="000000" w:themeColor="text1"/>
           <w:sz w:val="24"/>
           <w:szCs w:val="24"/>
         </w:rPr>
@@ -2043,6 +2212,7 @@
       <w:r>
         <w:rPr>
           <w:rFonts w:asciiTheme="minorHAnsi" w:hAnsiTheme="minorHAnsi" w:cstheme="minorHAnsi"/>
+          <w:color w:val="000000" w:themeColor="text1"/>
           <w:sz w:val="24"/>
           <w:szCs w:val="24"/>
         </w:rPr>
@@ -2051,36 +2221,20 @@
       <w:r>
         <w:rPr>
           <w:rFonts w:asciiTheme="minorHAnsi" w:hAnsiTheme="minorHAnsi" w:cstheme="minorHAnsi"/>
-          <w:sz w:val="24"/>
-          <w:szCs w:val="24"/>
-        </w:rPr>
-        <w:t xml:space="preserve">The </w:t>
-      </w:r>
-      <w:proofErr w:type="gramStart"/>
-      <w:r>
-        <w:rPr>
-          <w:rFonts w:asciiTheme="minorHAnsi" w:hAnsiTheme="minorHAnsi" w:cstheme="minorHAnsi"/>
-          <w:sz w:val="24"/>
-          <w:szCs w:val="24"/>
-        </w:rPr>
-        <w:t xml:space="preserve">other </w:t>
-      </w:r>
-      <w:r>
-        <w:rPr>
-          <w:rFonts w:asciiTheme="minorHAnsi" w:hAnsiTheme="minorHAnsi" w:cstheme="minorHAnsi"/>
-          <w:sz w:val="24"/>
-          <w:szCs w:val="24"/>
-        </w:rPr>
-        <w:t xml:space="preserve"> headings</w:t>
-      </w:r>
-      <w:proofErr w:type="gramEnd"/>
-      <w:r>
-        <w:rPr>
-          <w:rFonts w:asciiTheme="minorHAnsi" w:hAnsiTheme="minorHAnsi" w:cstheme="minorHAnsi"/>
-          <w:sz w:val="24"/>
-          <w:szCs w:val="24"/>
-        </w:rPr>
-        <w:t xml:space="preserve"> were already correct.</w:t>
+          <w:color w:val="000000" w:themeColor="text1"/>
+          <w:sz w:val="24"/>
+          <w:szCs w:val="24"/>
+        </w:rPr>
+        <w:t xml:space="preserve">The other </w:t>
+      </w:r>
+      <w:r>
+        <w:rPr>
+          <w:rFonts w:asciiTheme="minorHAnsi" w:hAnsiTheme="minorHAnsi" w:cstheme="minorHAnsi"/>
+          <w:color w:val="000000" w:themeColor="text1"/>
+          <w:sz w:val="24"/>
+          <w:szCs w:val="24"/>
+        </w:rPr>
+        <w:t xml:space="preserve"> headings were already correct.</w:t>
       </w:r>
     </w:p>
     <w:p>
@@ -2093,6 +2247,7 @@
         <w:spacing w:after="120"/>
         <w:rPr>
           <w:rFonts w:asciiTheme="minorHAnsi" w:hAnsiTheme="minorHAnsi" w:cstheme="minorHAnsi"/>
+          <w:color w:val="000000" w:themeColor="text1"/>
           <w:sz w:val="24"/>
           <w:szCs w:val="24"/>
         </w:rPr>
@@ -2104,7 +2259,7 @@
           <w:bCs/>
           <w:i/>
           <w:iCs/>
-          <w:color w:val="2E75B6"/>
+          <w:color w:val="000000" w:themeColor="text1"/>
           <w:sz w:val="24"/>
           <w:szCs w:val="24"/>
         </w:rPr>
@@ -2113,12 +2268,13 @@
       <w:r>
         <w:rPr>
           <w:rFonts w:asciiTheme="minorHAnsi" w:hAnsiTheme="minorHAnsi" w:cstheme="minorHAnsi"/>
+          <w:color w:val="000000" w:themeColor="text1"/>
           <w:sz w:val="24"/>
           <w:szCs w:val="24"/>
         </w:rPr>
         <w:t xml:space="preserve"> </w:t>
       </w:r>
-      <w:hyperlink r:id="rId9" w:history="1">
+      <w:hyperlink r:id="rId11" w:history="1">
         <w:r>
           <w:rPr>
             <w:rStyle w:val="Hyperlink"/>
@@ -2135,7 +2291,16 @@
           <w:sz w:val="24"/>
           <w:szCs w:val="24"/>
         </w:rPr>
-        <w:t xml:space="preserve"> - Usage Notes and Accessibility, as they point out the importance of hierarchy usage.</w:t>
+        <w:t xml:space="preserve"> - </w:t>
+      </w:r>
+      <w:r>
+        <w:rPr>
+          <w:rFonts w:asciiTheme="minorHAnsi" w:hAnsiTheme="minorHAnsi" w:cstheme="minorHAnsi"/>
+          <w:color w:val="000000" w:themeColor="text1"/>
+          <w:sz w:val="24"/>
+          <w:szCs w:val="24"/>
+        </w:rPr>
+        <w:t>Usage Notes and Accessibility, as they point out the importance of hierarchy usage.</w:t>
       </w:r>
     </w:p>
     <w:p>
@@ -2148,6 +2313,7 @@
         <w:spacing w:after="120"/>
         <w:rPr>
           <w:rFonts w:asciiTheme="minorHAnsi" w:hAnsiTheme="minorHAnsi" w:cstheme="minorHAnsi"/>
+          <w:color w:val="000000" w:themeColor="text1"/>
           <w:sz w:val="24"/>
           <w:szCs w:val="24"/>
         </w:rPr>
@@ -2159,7 +2325,7 @@
           <w:bCs/>
           <w:i/>
           <w:iCs/>
-          <w:color w:val="2E75B6"/>
+          <w:color w:val="000000" w:themeColor="text1"/>
           <w:sz w:val="24"/>
           <w:szCs w:val="24"/>
         </w:rPr>
@@ -2168,6 +2334,7 @@
       <w:r>
         <w:rPr>
           <w:rFonts w:asciiTheme="minorHAnsi" w:hAnsiTheme="minorHAnsi" w:cstheme="minorHAnsi"/>
+          <w:color w:val="000000" w:themeColor="text1"/>
           <w:sz w:val="24"/>
           <w:szCs w:val="24"/>
         </w:rPr>
@@ -2176,6 +2343,7 @@
       <w:r>
         <w:rPr>
           <w:rFonts w:asciiTheme="minorHAnsi" w:hAnsiTheme="minorHAnsi" w:cstheme="minorHAnsi"/>
+          <w:color w:val="000000" w:themeColor="text1"/>
           <w:sz w:val="24"/>
           <w:szCs w:val="24"/>
         </w:rPr>
@@ -2184,6 +2352,7 @@
       <w:r>
         <w:rPr>
           <w:rFonts w:asciiTheme="minorHAnsi" w:hAnsiTheme="minorHAnsi" w:cstheme="minorHAnsi"/>
+          <w:color w:val="000000" w:themeColor="text1"/>
           <w:sz w:val="24"/>
           <w:szCs w:val="24"/>
         </w:rPr>
@@ -2192,6 +2361,7 @@
       <w:r>
         <w:rPr>
           <w:rFonts w:asciiTheme="minorHAnsi" w:hAnsiTheme="minorHAnsi" w:cstheme="minorHAnsi"/>
+          <w:color w:val="000000" w:themeColor="text1"/>
           <w:sz w:val="24"/>
           <w:szCs w:val="24"/>
         </w:rPr>
@@ -2200,6 +2370,7 @@
       <w:r>
         <w:rPr>
           <w:rFonts w:asciiTheme="minorHAnsi" w:hAnsiTheme="minorHAnsi" w:cstheme="minorHAnsi"/>
+          <w:color w:val="000000" w:themeColor="text1"/>
           <w:sz w:val="24"/>
           <w:szCs w:val="24"/>
         </w:rPr>
@@ -2208,6 +2379,7 @@
       <w:r>
         <w:rPr>
           <w:rFonts w:asciiTheme="minorHAnsi" w:hAnsiTheme="minorHAnsi" w:cstheme="minorHAnsi"/>
+          <w:color w:val="000000" w:themeColor="text1"/>
           <w:sz w:val="24"/>
           <w:szCs w:val="24"/>
         </w:rPr>
@@ -2216,6 +2388,7 @@
       <w:r>
         <w:rPr>
           <w:rFonts w:asciiTheme="minorHAnsi" w:hAnsiTheme="minorHAnsi" w:cstheme="minorHAnsi"/>
+          <w:color w:val="000000" w:themeColor="text1"/>
           <w:sz w:val="24"/>
           <w:szCs w:val="24"/>
         </w:rPr>
@@ -2224,6 +2397,7 @@
       <w:r>
         <w:rPr>
           <w:rFonts w:asciiTheme="minorHAnsi" w:hAnsiTheme="minorHAnsi" w:cstheme="minorHAnsi"/>
+          <w:color w:val="000000" w:themeColor="text1"/>
           <w:sz w:val="24"/>
           <w:szCs w:val="24"/>
         </w:rPr>
@@ -2506,6 +2680,7 @@
         <w:spacing w:after="120"/>
         <w:rPr>
           <w:rFonts w:asciiTheme="minorHAnsi" w:hAnsiTheme="minorHAnsi" w:cstheme="minorHAnsi"/>
+          <w:color w:val="000000" w:themeColor="text1"/>
           <w:sz w:val="24"/>
           <w:szCs w:val="24"/>
         </w:rPr>
@@ -2517,7 +2692,7 @@
           <w:bCs/>
           <w:i/>
           <w:iCs/>
-          <w:color w:val="2E75B6"/>
+          <w:color w:val="000000" w:themeColor="text1"/>
           <w:sz w:val="24"/>
           <w:szCs w:val="24"/>
         </w:rPr>
@@ -2526,6 +2701,7 @@
       <w:r>
         <w:rPr>
           <w:rFonts w:asciiTheme="minorHAnsi" w:hAnsiTheme="minorHAnsi" w:cstheme="minorHAnsi"/>
+          <w:color w:val="000000" w:themeColor="text1"/>
           <w:sz w:val="24"/>
           <w:szCs w:val="24"/>
         </w:rPr>
@@ -2534,23 +2710,17 @@
       <w:r>
         <w:rPr>
           <w:rFonts w:asciiTheme="minorHAnsi" w:hAnsiTheme="minorHAnsi" w:cstheme="minorHAnsi"/>
-          <w:sz w:val="24"/>
-          <w:szCs w:val="24"/>
-        </w:rPr>
-        <w:t xml:space="preserve">The </w:t>
-      </w:r>
-      <w:r>
-        <w:rPr>
-          <w:rFonts w:asciiTheme="minorHAnsi" w:hAnsiTheme="minorHAnsi" w:cstheme="minorHAnsi"/>
-          <w:sz w:val="24"/>
-          <w:szCs w:val="24"/>
-        </w:rPr>
-        <w:t xml:space="preserve">alt text attribute in the </w:t>
+          <w:color w:val="000000" w:themeColor="text1"/>
+          <w:sz w:val="24"/>
+          <w:szCs w:val="24"/>
+        </w:rPr>
+        <w:t xml:space="preserve">The alt text attribute in the </w:t>
       </w:r>
       <w:proofErr w:type="spellStart"/>
       <w:r>
         <w:rPr>
           <w:rFonts w:asciiTheme="minorHAnsi" w:hAnsiTheme="minorHAnsi" w:cstheme="minorHAnsi"/>
+          <w:color w:val="000000" w:themeColor="text1"/>
           <w:sz w:val="24"/>
           <w:szCs w:val="24"/>
         </w:rPr>
@@ -2560,26 +2730,11 @@
       <w:r>
         <w:rPr>
           <w:rFonts w:asciiTheme="minorHAnsi" w:hAnsiTheme="minorHAnsi" w:cstheme="minorHAnsi"/>
-          <w:sz w:val="24"/>
-          <w:szCs w:val="24"/>
-        </w:rPr>
-        <w:t xml:space="preserve"> element</w:t>
-      </w:r>
-      <w:r>
-        <w:rPr>
-          <w:rFonts w:asciiTheme="minorHAnsi" w:hAnsiTheme="minorHAnsi" w:cstheme="minorHAnsi"/>
-          <w:sz w:val="24"/>
-          <w:szCs w:val="24"/>
-        </w:rPr>
-        <w:t xml:space="preserve"> is not describing the image or its purpose</w:t>
-      </w:r>
-      <w:r>
-        <w:rPr>
-          <w:rFonts w:asciiTheme="minorHAnsi" w:hAnsiTheme="minorHAnsi" w:cstheme="minorHAnsi"/>
-          <w:sz w:val="24"/>
-          <w:szCs w:val="24"/>
-        </w:rPr>
-        <w:t>.</w:t>
+          <w:color w:val="000000" w:themeColor="text1"/>
+          <w:sz w:val="24"/>
+          <w:szCs w:val="24"/>
+        </w:rPr>
+        <w:t xml:space="preserve"> element is not describing the image or its purpose.</w:t>
       </w:r>
     </w:p>
     <w:p>
@@ -2592,6 +2747,7 @@
         <w:spacing w:after="120"/>
         <w:rPr>
           <w:rFonts w:asciiTheme="minorHAnsi" w:hAnsiTheme="minorHAnsi" w:cstheme="minorHAnsi"/>
+          <w:color w:val="000000" w:themeColor="text1"/>
           <w:sz w:val="24"/>
           <w:szCs w:val="24"/>
         </w:rPr>
@@ -2603,7 +2759,7 @@
           <w:bCs/>
           <w:i/>
           <w:iCs/>
-          <w:color w:val="2E75B6"/>
+          <w:color w:val="000000" w:themeColor="text1"/>
           <w:sz w:val="24"/>
           <w:szCs w:val="24"/>
         </w:rPr>
@@ -2612,6 +2768,7 @@
       <w:r>
         <w:rPr>
           <w:rFonts w:asciiTheme="minorHAnsi" w:hAnsiTheme="minorHAnsi" w:cstheme="minorHAnsi"/>
+          <w:color w:val="000000" w:themeColor="text1"/>
           <w:sz w:val="24"/>
           <w:szCs w:val="24"/>
         </w:rPr>
@@ -2620,6 +2777,7 @@
       <w:r>
         <w:rPr>
           <w:rFonts w:asciiTheme="minorHAnsi" w:hAnsiTheme="minorHAnsi" w:cstheme="minorHAnsi"/>
+          <w:color w:val="000000" w:themeColor="text1"/>
           <w:sz w:val="24"/>
           <w:szCs w:val="24"/>
         </w:rPr>
@@ -2628,6 +2786,7 @@
       <w:r>
         <w:rPr>
           <w:rFonts w:asciiTheme="minorHAnsi" w:hAnsiTheme="minorHAnsi" w:cstheme="minorHAnsi"/>
+          <w:color w:val="000000" w:themeColor="text1"/>
           <w:sz w:val="24"/>
           <w:szCs w:val="24"/>
         </w:rPr>
@@ -2636,6 +2795,7 @@
       <w:r>
         <w:rPr>
           <w:rFonts w:asciiTheme="minorHAnsi" w:hAnsiTheme="minorHAnsi" w:cstheme="minorHAnsi"/>
+          <w:color w:val="000000" w:themeColor="text1"/>
           <w:sz w:val="24"/>
           <w:szCs w:val="24"/>
         </w:rPr>
@@ -2644,6 +2804,7 @@
       <w:r>
         <w:rPr>
           <w:rFonts w:asciiTheme="minorHAnsi" w:hAnsiTheme="minorHAnsi" w:cstheme="minorHAnsi"/>
+          <w:color w:val="000000" w:themeColor="text1"/>
           <w:sz w:val="24"/>
           <w:szCs w:val="24"/>
         </w:rPr>
@@ -2652,6 +2813,7 @@
       <w:r>
         <w:rPr>
           <w:rFonts w:asciiTheme="minorHAnsi" w:hAnsiTheme="minorHAnsi" w:cstheme="minorHAnsi"/>
+          <w:color w:val="000000" w:themeColor="text1"/>
           <w:sz w:val="24"/>
           <w:szCs w:val="24"/>
         </w:rPr>
@@ -2668,6 +2830,7 @@
         <w:spacing w:after="120"/>
         <w:rPr>
           <w:rFonts w:asciiTheme="minorHAnsi" w:hAnsiTheme="minorHAnsi" w:cstheme="minorHAnsi"/>
+          <w:color w:val="000000" w:themeColor="text1"/>
           <w:sz w:val="24"/>
           <w:szCs w:val="24"/>
         </w:rPr>
@@ -2679,7 +2842,7 @@
           <w:bCs/>
           <w:i/>
           <w:iCs/>
-          <w:color w:val="2E75B6"/>
+          <w:color w:val="000000" w:themeColor="text1"/>
           <w:sz w:val="24"/>
           <w:szCs w:val="24"/>
         </w:rPr>
@@ -2688,6 +2851,7 @@
       <w:r>
         <w:rPr>
           <w:rFonts w:asciiTheme="minorHAnsi" w:hAnsiTheme="minorHAnsi" w:cstheme="minorHAnsi"/>
+          <w:color w:val="000000" w:themeColor="text1"/>
           <w:sz w:val="24"/>
           <w:szCs w:val="24"/>
         </w:rPr>
@@ -2696,22 +2860,16 @@
       <w:r>
         <w:rPr>
           <w:rFonts w:asciiTheme="minorHAnsi" w:hAnsiTheme="minorHAnsi" w:cstheme="minorHAnsi"/>
-          <w:sz w:val="24"/>
-          <w:szCs w:val="24"/>
-        </w:rPr>
-        <w:t>A proper short description of what the image is supposed to be is needed.</w:t>
-      </w:r>
-      <w:r>
-        <w:rPr>
-          <w:rFonts w:asciiTheme="minorHAnsi" w:hAnsiTheme="minorHAnsi" w:cstheme="minorHAnsi"/>
-          <w:sz w:val="24"/>
-          <w:szCs w:val="24"/>
-        </w:rPr>
-        <w:t xml:space="preserve"> </w:t>
-      </w:r>
-      <w:r>
-        <w:rPr>
-          <w:rFonts w:asciiTheme="minorHAnsi" w:hAnsiTheme="minorHAnsi" w:cstheme="minorHAnsi"/>
+          <w:color w:val="000000" w:themeColor="text1"/>
+          <w:sz w:val="24"/>
+          <w:szCs w:val="24"/>
+        </w:rPr>
+        <w:t xml:space="preserve">A proper short description of what the image is supposed to be is needed. </w:t>
+      </w:r>
+      <w:r>
+        <w:rPr>
+          <w:rFonts w:asciiTheme="minorHAnsi" w:hAnsiTheme="minorHAnsi" w:cstheme="minorHAnsi"/>
+          <w:color w:val="000000" w:themeColor="text1"/>
           <w:sz w:val="24"/>
           <w:szCs w:val="24"/>
         </w:rPr>
@@ -2728,6 +2886,7 @@
         <w:spacing w:after="120"/>
         <w:rPr>
           <w:rFonts w:asciiTheme="minorHAnsi" w:hAnsiTheme="minorHAnsi" w:cstheme="minorHAnsi"/>
+          <w:color w:val="000000" w:themeColor="text1"/>
           <w:sz w:val="24"/>
           <w:szCs w:val="24"/>
         </w:rPr>
@@ -2739,7 +2898,7 @@
           <w:bCs/>
           <w:i/>
           <w:iCs/>
-          <w:color w:val="2E75B6"/>
+          <w:color w:val="000000" w:themeColor="text1"/>
           <w:sz w:val="24"/>
           <w:szCs w:val="24"/>
         </w:rPr>
@@ -2748,12 +2907,13 @@
       <w:r>
         <w:rPr>
           <w:rFonts w:asciiTheme="minorHAnsi" w:hAnsiTheme="minorHAnsi" w:cstheme="minorHAnsi"/>
+          <w:color w:val="000000" w:themeColor="text1"/>
           <w:sz w:val="24"/>
           <w:szCs w:val="24"/>
         </w:rPr>
         <w:t xml:space="preserve"> </w:t>
       </w:r>
-      <w:hyperlink r:id="rId10" w:anchor="usage_notes" w:history="1">
+      <w:hyperlink r:id="rId12" w:anchor="usage_notes" w:history="1">
         <w:r>
           <w:rPr>
             <w:rStyle w:val="Hyperlink"/>
@@ -2778,16 +2938,7 @@
           <w:sz w:val="24"/>
           <w:szCs w:val="24"/>
         </w:rPr>
-        <w:t xml:space="preserve">ou need at least two </w:t>
-      </w:r>
-      <w:proofErr w:type="gramStart"/>
-      <w:r>
-        <w:rPr>
-          <w:rFonts w:asciiTheme="minorHAnsi" w:hAnsiTheme="minorHAnsi" w:cstheme="minorHAnsi"/>
-          <w:sz w:val="24"/>
-          <w:szCs w:val="24"/>
-        </w:rPr>
-        <w:t>attributes for each &lt;</w:t>
+        <w:t>ou need at least two attributes for each &lt;</w:t>
       </w:r>
       <w:proofErr w:type="spellStart"/>
       <w:r>
@@ -2805,16 +2956,7 @@
           <w:sz w:val="24"/>
           <w:szCs w:val="24"/>
         </w:rPr>
-        <w:t>&gt; element.</w:t>
-      </w:r>
-      <w:proofErr w:type="gramEnd"/>
-      <w:r>
-        <w:rPr>
-          <w:rFonts w:asciiTheme="minorHAnsi" w:hAnsiTheme="minorHAnsi" w:cstheme="minorHAnsi"/>
-          <w:sz w:val="24"/>
-          <w:szCs w:val="24"/>
-        </w:rPr>
-        <w:t xml:space="preserve"> Most commonly, they are </w:t>
+        <w:t xml:space="preserve">&gt; element. Most commonly, they are </w:t>
       </w:r>
       <w:proofErr w:type="spellStart"/>
       <w:r>
@@ -2840,7 +2982,16 @@
           <w:sz w:val="24"/>
           <w:szCs w:val="24"/>
         </w:rPr>
-        <w:t>” Also, Accessibility section.</w:t>
+        <w:t xml:space="preserve">” Also, </w:t>
+      </w:r>
+      <w:r>
+        <w:rPr>
+          <w:rFonts w:asciiTheme="minorHAnsi" w:hAnsiTheme="minorHAnsi" w:cstheme="minorHAnsi"/>
+          <w:color w:val="000000" w:themeColor="text1"/>
+          <w:sz w:val="24"/>
+          <w:szCs w:val="24"/>
+        </w:rPr>
+        <w:t>Accessibility section.</w:t>
       </w:r>
     </w:p>
     <w:p>
@@ -2853,6 +3004,7 @@
         <w:spacing w:after="120"/>
         <w:rPr>
           <w:rFonts w:asciiTheme="minorHAnsi" w:hAnsiTheme="minorHAnsi" w:cstheme="minorHAnsi"/>
+          <w:color w:val="000000" w:themeColor="text1"/>
           <w:sz w:val="24"/>
           <w:szCs w:val="24"/>
         </w:rPr>
@@ -2864,7 +3016,7 @@
           <w:bCs/>
           <w:i/>
           <w:iCs/>
-          <w:color w:val="2E75B6"/>
+          <w:color w:val="000000" w:themeColor="text1"/>
           <w:sz w:val="24"/>
           <w:szCs w:val="24"/>
         </w:rPr>
@@ -2873,6 +3025,7 @@
       <w:r>
         <w:rPr>
           <w:rFonts w:asciiTheme="minorHAnsi" w:hAnsiTheme="minorHAnsi" w:cstheme="minorHAnsi"/>
+          <w:color w:val="000000" w:themeColor="text1"/>
           <w:sz w:val="24"/>
           <w:szCs w:val="24"/>
         </w:rPr>
@@ -2881,6 +3034,7 @@
       <w:r>
         <w:rPr>
           <w:rFonts w:asciiTheme="minorHAnsi" w:hAnsiTheme="minorHAnsi" w:cstheme="minorHAnsi"/>
+          <w:color w:val="000000" w:themeColor="text1"/>
           <w:sz w:val="24"/>
           <w:szCs w:val="24"/>
         </w:rPr>
@@ -2889,6 +3043,7 @@
       <w:r>
         <w:rPr>
           <w:rFonts w:asciiTheme="minorHAnsi" w:hAnsiTheme="minorHAnsi" w:cstheme="minorHAnsi"/>
+          <w:color w:val="000000" w:themeColor="text1"/>
           <w:sz w:val="24"/>
           <w:szCs w:val="24"/>
         </w:rPr>
@@ -2982,7 +3137,6 @@
                 <w:sz w:val="24"/>
                 <w:szCs w:val="24"/>
               </w:rPr>
-              <w:lastRenderedPageBreak/>
               <w:t>Target</w:t>
             </w:r>
           </w:p>
@@ -3192,6 +3346,7 @@
         <w:spacing w:after="120"/>
         <w:rPr>
           <w:rFonts w:asciiTheme="minorHAnsi" w:hAnsiTheme="minorHAnsi" w:cstheme="minorHAnsi"/>
+          <w:color w:val="000000" w:themeColor="text1"/>
           <w:sz w:val="24"/>
           <w:szCs w:val="24"/>
         </w:rPr>
@@ -3203,7 +3358,7 @@
           <w:bCs/>
           <w:i/>
           <w:iCs/>
-          <w:color w:val="2E75B6"/>
+          <w:color w:val="000000" w:themeColor="text1"/>
           <w:sz w:val="24"/>
           <w:szCs w:val="24"/>
         </w:rPr>
@@ -3212,6 +3367,7 @@
       <w:r>
         <w:rPr>
           <w:rFonts w:asciiTheme="minorHAnsi" w:hAnsiTheme="minorHAnsi" w:cstheme="minorHAnsi"/>
+          <w:color w:val="000000" w:themeColor="text1"/>
           <w:sz w:val="24"/>
           <w:szCs w:val="24"/>
         </w:rPr>
@@ -3220,6 +3376,7 @@
       <w:r>
         <w:rPr>
           <w:rFonts w:asciiTheme="minorHAnsi" w:hAnsiTheme="minorHAnsi" w:cstheme="minorHAnsi"/>
+          <w:color w:val="000000" w:themeColor="text1"/>
           <w:sz w:val="24"/>
           <w:szCs w:val="24"/>
         </w:rPr>
@@ -3228,6 +3385,7 @@
       <w:r>
         <w:rPr>
           <w:rFonts w:asciiTheme="minorHAnsi" w:hAnsiTheme="minorHAnsi" w:cstheme="minorHAnsi"/>
+          <w:color w:val="000000" w:themeColor="text1"/>
           <w:sz w:val="24"/>
           <w:szCs w:val="24"/>
         </w:rPr>
@@ -3244,6 +3402,7 @@
         <w:spacing w:after="120"/>
         <w:rPr>
           <w:rFonts w:asciiTheme="minorHAnsi" w:hAnsiTheme="minorHAnsi" w:cstheme="minorHAnsi"/>
+          <w:color w:val="000000" w:themeColor="text1"/>
           <w:sz w:val="24"/>
           <w:szCs w:val="24"/>
         </w:rPr>
@@ -3255,7 +3414,7 @@
           <w:bCs/>
           <w:i/>
           <w:iCs/>
-          <w:color w:val="2E75B6"/>
+          <w:color w:val="000000" w:themeColor="text1"/>
           <w:sz w:val="24"/>
           <w:szCs w:val="24"/>
         </w:rPr>
@@ -3264,6 +3423,7 @@
       <w:r>
         <w:rPr>
           <w:rFonts w:asciiTheme="minorHAnsi" w:hAnsiTheme="minorHAnsi" w:cstheme="minorHAnsi"/>
+          <w:color w:val="000000" w:themeColor="text1"/>
           <w:sz w:val="24"/>
           <w:szCs w:val="24"/>
         </w:rPr>
@@ -3272,6 +3432,7 @@
       <w:r>
         <w:rPr>
           <w:rFonts w:asciiTheme="minorHAnsi" w:hAnsiTheme="minorHAnsi" w:cstheme="minorHAnsi"/>
+          <w:color w:val="000000" w:themeColor="text1"/>
           <w:sz w:val="24"/>
           <w:szCs w:val="24"/>
         </w:rPr>
@@ -3280,6 +3441,7 @@
       <w:r>
         <w:rPr>
           <w:rFonts w:asciiTheme="minorHAnsi" w:hAnsiTheme="minorHAnsi" w:cstheme="minorHAnsi"/>
+          <w:color w:val="000000" w:themeColor="text1"/>
           <w:sz w:val="24"/>
           <w:szCs w:val="24"/>
         </w:rPr>
@@ -3288,6 +3450,7 @@
       <w:r>
         <w:rPr>
           <w:rFonts w:asciiTheme="minorHAnsi" w:hAnsiTheme="minorHAnsi" w:cstheme="minorHAnsi"/>
+          <w:color w:val="000000" w:themeColor="text1"/>
           <w:sz w:val="24"/>
           <w:szCs w:val="24"/>
         </w:rPr>
@@ -3296,6 +3459,7 @@
       <w:r>
         <w:rPr>
           <w:rFonts w:asciiTheme="minorHAnsi" w:hAnsiTheme="minorHAnsi" w:cstheme="minorHAnsi"/>
+          <w:color w:val="000000" w:themeColor="text1"/>
           <w:sz w:val="24"/>
           <w:szCs w:val="24"/>
         </w:rPr>
@@ -3304,6 +3468,7 @@
       <w:r>
         <w:rPr>
           <w:rFonts w:asciiTheme="minorHAnsi" w:hAnsiTheme="minorHAnsi" w:cstheme="minorHAnsi"/>
+          <w:color w:val="000000" w:themeColor="text1"/>
           <w:sz w:val="24"/>
           <w:szCs w:val="24"/>
         </w:rPr>
@@ -3312,6 +3477,7 @@
       <w:r>
         <w:rPr>
           <w:rFonts w:asciiTheme="minorHAnsi" w:hAnsiTheme="minorHAnsi" w:cstheme="minorHAnsi"/>
+          <w:color w:val="000000" w:themeColor="text1"/>
           <w:sz w:val="24"/>
           <w:szCs w:val="24"/>
         </w:rPr>
@@ -3320,6 +3486,7 @@
       <w:r>
         <w:rPr>
           <w:rFonts w:asciiTheme="minorHAnsi" w:hAnsiTheme="minorHAnsi" w:cstheme="minorHAnsi"/>
+          <w:color w:val="000000" w:themeColor="text1"/>
           <w:sz w:val="24"/>
           <w:szCs w:val="24"/>
         </w:rPr>
@@ -3336,6 +3503,7 @@
         <w:spacing w:after="120"/>
         <w:rPr>
           <w:rFonts w:asciiTheme="minorHAnsi" w:hAnsiTheme="minorHAnsi" w:cstheme="minorHAnsi"/>
+          <w:color w:val="000000" w:themeColor="text1"/>
           <w:sz w:val="24"/>
           <w:szCs w:val="24"/>
         </w:rPr>
@@ -3347,7 +3515,7 @@
           <w:bCs/>
           <w:i/>
           <w:iCs/>
-          <w:color w:val="2E75B6"/>
+          <w:color w:val="000000" w:themeColor="text1"/>
           <w:sz w:val="24"/>
           <w:szCs w:val="24"/>
         </w:rPr>
@@ -3356,6 +3524,7 @@
       <w:r>
         <w:rPr>
           <w:rFonts w:asciiTheme="minorHAnsi" w:hAnsiTheme="minorHAnsi" w:cstheme="minorHAnsi"/>
+          <w:color w:val="000000" w:themeColor="text1"/>
           <w:sz w:val="24"/>
           <w:szCs w:val="24"/>
         </w:rPr>
@@ -3365,6 +3534,7 @@
       <w:r>
         <w:rPr>
           <w:rFonts w:asciiTheme="minorHAnsi" w:hAnsiTheme="minorHAnsi" w:cstheme="minorHAnsi"/>
+          <w:color w:val="000000" w:themeColor="text1"/>
           <w:sz w:val="24"/>
           <w:szCs w:val="24"/>
         </w:rPr>
@@ -3374,6 +3544,7 @@
       <w:r>
         <w:rPr>
           <w:rFonts w:asciiTheme="minorHAnsi" w:hAnsiTheme="minorHAnsi" w:cstheme="minorHAnsi"/>
+          <w:color w:val="000000" w:themeColor="text1"/>
           <w:sz w:val="24"/>
           <w:szCs w:val="24"/>
         </w:rPr>
@@ -3382,6 +3553,7 @@
       <w:r>
         <w:rPr>
           <w:rFonts w:asciiTheme="minorHAnsi" w:hAnsiTheme="minorHAnsi" w:cstheme="minorHAnsi"/>
+          <w:color w:val="000000" w:themeColor="text1"/>
           <w:sz w:val="24"/>
           <w:szCs w:val="24"/>
         </w:rPr>
@@ -3390,6 +3562,7 @@
       <w:r>
         <w:rPr>
           <w:rFonts w:asciiTheme="minorHAnsi" w:hAnsiTheme="minorHAnsi" w:cstheme="minorHAnsi"/>
+          <w:color w:val="000000" w:themeColor="text1"/>
           <w:sz w:val="24"/>
           <w:szCs w:val="24"/>
         </w:rPr>
@@ -3398,6 +3571,7 @@
       <w:r>
         <w:rPr>
           <w:rFonts w:asciiTheme="minorHAnsi" w:hAnsiTheme="minorHAnsi" w:cstheme="minorHAnsi"/>
+          <w:color w:val="000000" w:themeColor="text1"/>
           <w:sz w:val="24"/>
           <w:szCs w:val="24"/>
         </w:rPr>
@@ -3406,6 +3580,7 @@
       <w:r>
         <w:rPr>
           <w:rFonts w:asciiTheme="minorHAnsi" w:hAnsiTheme="minorHAnsi" w:cstheme="minorHAnsi"/>
+          <w:color w:val="000000" w:themeColor="text1"/>
           <w:sz w:val="24"/>
           <w:szCs w:val="24"/>
         </w:rPr>
@@ -3414,6 +3589,7 @@
       <w:r>
         <w:rPr>
           <w:rFonts w:asciiTheme="minorHAnsi" w:hAnsiTheme="minorHAnsi" w:cstheme="minorHAnsi"/>
+          <w:color w:val="000000" w:themeColor="text1"/>
           <w:sz w:val="24"/>
           <w:szCs w:val="24"/>
         </w:rPr>
@@ -3423,6 +3599,7 @@
       <w:r>
         <w:rPr>
           <w:rFonts w:asciiTheme="minorHAnsi" w:hAnsiTheme="minorHAnsi" w:cstheme="minorHAnsi"/>
+          <w:color w:val="000000" w:themeColor="text1"/>
           <w:sz w:val="24"/>
           <w:szCs w:val="24"/>
         </w:rPr>
@@ -3432,6 +3609,7 @@
       <w:r>
         <w:rPr>
           <w:rFonts w:asciiTheme="minorHAnsi" w:hAnsiTheme="minorHAnsi" w:cstheme="minorHAnsi"/>
+          <w:color w:val="000000" w:themeColor="text1"/>
           <w:sz w:val="24"/>
           <w:szCs w:val="24"/>
         </w:rPr>
@@ -3459,7 +3637,7 @@
           <w:bCs/>
           <w:i/>
           <w:iCs/>
-          <w:color w:val="2E75B6"/>
+          <w:color w:val="000000" w:themeColor="text1"/>
           <w:sz w:val="24"/>
           <w:szCs w:val="24"/>
         </w:rPr>
@@ -3468,12 +3646,13 @@
       <w:r>
         <w:rPr>
           <w:rFonts w:asciiTheme="minorHAnsi" w:hAnsiTheme="minorHAnsi" w:cstheme="minorHAnsi"/>
+          <w:color w:val="000000" w:themeColor="text1"/>
           <w:sz w:val="24"/>
           <w:szCs w:val="24"/>
         </w:rPr>
         <w:t xml:space="preserve"> </w:t>
       </w:r>
-      <w:hyperlink r:id="rId11" w:anchor="absolute_urls_vs._relative_urls" w:history="1">
+      <w:hyperlink r:id="rId13" w:anchor="absolute_urls_vs._relative_urls" w:history="1">
         <w:r>
           <w:rPr>
             <w:rStyle w:val="Hyperlink"/>
@@ -3503,6 +3682,7 @@
         <w:spacing w:after="120"/>
         <w:rPr>
           <w:rFonts w:asciiTheme="minorHAnsi" w:hAnsiTheme="minorHAnsi" w:cstheme="minorHAnsi"/>
+          <w:color w:val="000000" w:themeColor="text1"/>
           <w:sz w:val="24"/>
           <w:szCs w:val="24"/>
         </w:rPr>
@@ -3514,7 +3694,7 @@
           <w:bCs/>
           <w:i/>
           <w:iCs/>
-          <w:color w:val="2E75B6"/>
+          <w:color w:val="000000" w:themeColor="text1"/>
           <w:sz w:val="24"/>
           <w:szCs w:val="24"/>
         </w:rPr>
@@ -3523,6 +3703,7 @@
       <w:r>
         <w:rPr>
           <w:rFonts w:asciiTheme="minorHAnsi" w:hAnsiTheme="minorHAnsi" w:cstheme="minorHAnsi"/>
+          <w:color w:val="000000" w:themeColor="text1"/>
           <w:sz w:val="24"/>
           <w:szCs w:val="24"/>
         </w:rPr>
@@ -3531,6 +3712,7 @@
       <w:r>
         <w:rPr>
           <w:rFonts w:asciiTheme="minorHAnsi" w:hAnsiTheme="minorHAnsi" w:cstheme="minorHAnsi"/>
+          <w:color w:val="000000" w:themeColor="text1"/>
           <w:sz w:val="24"/>
           <w:szCs w:val="24"/>
         </w:rPr>
@@ -3540,11 +3722,8 @@
     <w:p>
       <w:pPr>
         <w:pStyle w:val="ListParagraph"/>
-        <w:numPr>
-          <w:ilvl w:val="0"/>
-          <w:numId w:val="2"/>
-        </w:numPr>
         <w:spacing w:after="120"/>
+        <w:ind w:left="360"/>
         <w:rPr>
           <w:rFonts w:asciiTheme="minorHAnsi" w:hAnsiTheme="minorHAnsi" w:cstheme="minorHAnsi"/>
           <w:sz w:val="24"/>
@@ -3821,6 +4000,7 @@
         <w:spacing w:after="120"/>
         <w:rPr>
           <w:rFonts w:asciiTheme="minorHAnsi" w:hAnsiTheme="minorHAnsi" w:cstheme="minorHAnsi"/>
+          <w:color w:val="000000" w:themeColor="text1"/>
           <w:sz w:val="24"/>
           <w:szCs w:val="24"/>
         </w:rPr>
@@ -3832,7 +4012,7 @@
           <w:bCs/>
           <w:i/>
           <w:iCs/>
-          <w:color w:val="2E75B6"/>
+          <w:color w:val="000000" w:themeColor="text1"/>
           <w:sz w:val="24"/>
           <w:szCs w:val="24"/>
         </w:rPr>
@@ -3841,6 +4021,7 @@
       <w:r>
         <w:rPr>
           <w:rFonts w:asciiTheme="minorHAnsi" w:hAnsiTheme="minorHAnsi" w:cstheme="minorHAnsi"/>
+          <w:color w:val="000000" w:themeColor="text1"/>
           <w:sz w:val="24"/>
           <w:szCs w:val="24"/>
         </w:rPr>
@@ -3849,6 +4030,7 @@
       <w:r>
         <w:rPr>
           <w:rFonts w:asciiTheme="minorHAnsi" w:hAnsiTheme="minorHAnsi" w:cstheme="minorHAnsi"/>
+          <w:color w:val="000000" w:themeColor="text1"/>
           <w:sz w:val="24"/>
           <w:szCs w:val="24"/>
         </w:rPr>
@@ -3857,32 +4039,16 @@
       <w:r>
         <w:rPr>
           <w:rFonts w:asciiTheme="minorHAnsi" w:hAnsiTheme="minorHAnsi" w:cstheme="minorHAnsi"/>
-          <w:sz w:val="24"/>
-          <w:szCs w:val="24"/>
-        </w:rPr>
-        <w:t xml:space="preserve">the </w:t>
-      </w:r>
-      <w:proofErr w:type="gramStart"/>
-      <w:r>
-        <w:rPr>
-          <w:rFonts w:asciiTheme="minorHAnsi" w:hAnsiTheme="minorHAnsi" w:cstheme="minorHAnsi"/>
-          <w:sz w:val="24"/>
-          <w:szCs w:val="24"/>
-        </w:rPr>
-        <w:t>Home</w:t>
-      </w:r>
-      <w:proofErr w:type="gramEnd"/>
-      <w:r>
-        <w:rPr>
-          <w:rFonts w:asciiTheme="minorHAnsi" w:hAnsiTheme="minorHAnsi" w:cstheme="minorHAnsi"/>
-          <w:sz w:val="24"/>
-          <w:szCs w:val="24"/>
-        </w:rPr>
-        <w:t xml:space="preserve"> link </w:t>
-      </w:r>
-      <w:r>
-        <w:rPr>
-          <w:rFonts w:asciiTheme="minorHAnsi" w:hAnsiTheme="minorHAnsi" w:cstheme="minorHAnsi"/>
+          <w:color w:val="000000" w:themeColor="text1"/>
+          <w:sz w:val="24"/>
+          <w:szCs w:val="24"/>
+        </w:rPr>
+        <w:t xml:space="preserve">the Home link </w:t>
+      </w:r>
+      <w:r>
+        <w:rPr>
+          <w:rFonts w:asciiTheme="minorHAnsi" w:hAnsiTheme="minorHAnsi" w:cstheme="minorHAnsi"/>
+          <w:color w:val="000000" w:themeColor="text1"/>
           <w:sz w:val="24"/>
           <w:szCs w:val="24"/>
         </w:rPr>
@@ -3899,6 +4065,7 @@
         <w:spacing w:after="120"/>
         <w:rPr>
           <w:rFonts w:asciiTheme="minorHAnsi" w:hAnsiTheme="minorHAnsi" w:cstheme="minorHAnsi"/>
+          <w:color w:val="000000" w:themeColor="text1"/>
           <w:sz w:val="24"/>
           <w:szCs w:val="24"/>
         </w:rPr>
@@ -3910,7 +4077,7 @@
           <w:bCs/>
           <w:i/>
           <w:iCs/>
-          <w:color w:val="2E75B6"/>
+          <w:color w:val="000000" w:themeColor="text1"/>
           <w:sz w:val="24"/>
           <w:szCs w:val="24"/>
         </w:rPr>
@@ -3919,6 +4086,7 @@
       <w:r>
         <w:rPr>
           <w:rFonts w:asciiTheme="minorHAnsi" w:hAnsiTheme="minorHAnsi" w:cstheme="minorHAnsi"/>
+          <w:color w:val="000000" w:themeColor="text1"/>
           <w:sz w:val="24"/>
           <w:szCs w:val="24"/>
         </w:rPr>
@@ -3927,6 +4095,7 @@
       <w:r>
         <w:rPr>
           <w:rFonts w:asciiTheme="minorHAnsi" w:hAnsiTheme="minorHAnsi" w:cstheme="minorHAnsi"/>
+          <w:color w:val="000000" w:themeColor="text1"/>
           <w:sz w:val="24"/>
           <w:szCs w:val="24"/>
         </w:rPr>
@@ -3935,6 +4104,7 @@
       <w:r>
         <w:rPr>
           <w:rFonts w:asciiTheme="minorHAnsi" w:hAnsiTheme="minorHAnsi" w:cstheme="minorHAnsi"/>
+          <w:color w:val="000000" w:themeColor="text1"/>
           <w:sz w:val="24"/>
           <w:szCs w:val="24"/>
         </w:rPr>
@@ -3943,6 +4113,7 @@
       <w:r>
         <w:rPr>
           <w:rFonts w:asciiTheme="minorHAnsi" w:hAnsiTheme="minorHAnsi" w:cstheme="minorHAnsi"/>
+          <w:color w:val="000000" w:themeColor="text1"/>
           <w:sz w:val="24"/>
           <w:szCs w:val="24"/>
         </w:rPr>
@@ -3959,6 +4130,7 @@
         <w:spacing w:after="120"/>
         <w:rPr>
           <w:rFonts w:asciiTheme="minorHAnsi" w:hAnsiTheme="minorHAnsi" w:cstheme="minorHAnsi"/>
+          <w:color w:val="000000" w:themeColor="text1"/>
           <w:sz w:val="24"/>
           <w:szCs w:val="24"/>
         </w:rPr>
@@ -3970,7 +4142,7 @@
           <w:bCs/>
           <w:i/>
           <w:iCs/>
-          <w:color w:val="2E75B6"/>
+          <w:color w:val="000000" w:themeColor="text1"/>
           <w:sz w:val="24"/>
           <w:szCs w:val="24"/>
         </w:rPr>
@@ -3979,6 +4151,7 @@
       <w:r>
         <w:rPr>
           <w:rFonts w:asciiTheme="minorHAnsi" w:hAnsiTheme="minorHAnsi" w:cstheme="minorHAnsi"/>
+          <w:color w:val="000000" w:themeColor="text1"/>
           <w:sz w:val="24"/>
           <w:szCs w:val="24"/>
         </w:rPr>
@@ -3988,6 +4161,7 @@
       <w:r>
         <w:rPr>
           <w:rFonts w:asciiTheme="minorHAnsi" w:hAnsiTheme="minorHAnsi" w:cstheme="minorHAnsi"/>
+          <w:color w:val="000000" w:themeColor="text1"/>
           <w:sz w:val="24"/>
           <w:szCs w:val="24"/>
         </w:rPr>
@@ -3997,6 +4171,7 @@
       <w:r>
         <w:rPr>
           <w:rFonts w:asciiTheme="minorHAnsi" w:hAnsiTheme="minorHAnsi" w:cstheme="minorHAnsi"/>
+          <w:color w:val="000000" w:themeColor="text1"/>
           <w:sz w:val="24"/>
           <w:szCs w:val="24"/>
         </w:rPr>
@@ -4024,7 +4199,7 @@
           <w:bCs/>
           <w:i/>
           <w:iCs/>
-          <w:color w:val="2E75B6"/>
+          <w:color w:val="000000" w:themeColor="text1"/>
           <w:sz w:val="24"/>
           <w:szCs w:val="24"/>
         </w:rPr>
@@ -4033,6 +4208,7 @@
       <w:r>
         <w:rPr>
           <w:rFonts w:asciiTheme="minorHAnsi" w:hAnsiTheme="minorHAnsi" w:cstheme="minorHAnsi"/>
+          <w:color w:val="000000" w:themeColor="text1"/>
           <w:sz w:val="24"/>
           <w:szCs w:val="24"/>
         </w:rPr>
@@ -4046,7 +4222,7 @@
         </w:rPr>
         <w:t xml:space="preserve">Same as above </w:t>
       </w:r>
-      <w:hyperlink r:id="rId12" w:anchor="absolute_urls_vs._relative_urls" w:history="1">
+      <w:hyperlink r:id="rId14" w:anchor="absolute_urls_vs._relative_urls" w:history="1">
         <w:r>
           <w:rPr>
             <w:rStyle w:val="Hyperlink"/>
@@ -4085,6 +4261,7 @@
         <w:spacing w:after="120"/>
         <w:rPr>
           <w:rFonts w:asciiTheme="minorHAnsi" w:hAnsiTheme="minorHAnsi" w:cstheme="minorHAnsi"/>
+          <w:color w:val="000000" w:themeColor="text1"/>
           <w:sz w:val="24"/>
           <w:szCs w:val="24"/>
         </w:rPr>
@@ -4096,7 +4273,7 @@
           <w:bCs/>
           <w:i/>
           <w:iCs/>
-          <w:color w:val="2E75B6"/>
+          <w:color w:val="000000" w:themeColor="text1"/>
           <w:sz w:val="24"/>
           <w:szCs w:val="24"/>
         </w:rPr>
@@ -4105,6 +4282,7 @@
       <w:r>
         <w:rPr>
           <w:rFonts w:asciiTheme="minorHAnsi" w:hAnsiTheme="minorHAnsi" w:cstheme="minorHAnsi"/>
+          <w:color w:val="000000" w:themeColor="text1"/>
           <w:sz w:val="24"/>
           <w:szCs w:val="24"/>
         </w:rPr>
@@ -4415,6 +4593,7 @@
         <w:spacing w:after="120"/>
         <w:rPr>
           <w:rFonts w:asciiTheme="minorHAnsi" w:hAnsiTheme="minorHAnsi" w:cstheme="minorHAnsi"/>
+          <w:color w:val="000000" w:themeColor="text1"/>
           <w:sz w:val="24"/>
           <w:szCs w:val="24"/>
         </w:rPr>
@@ -4426,7 +4605,7 @@
           <w:bCs/>
           <w:i/>
           <w:iCs/>
-          <w:color w:val="2E75B6"/>
+          <w:color w:val="000000" w:themeColor="text1"/>
           <w:sz w:val="24"/>
           <w:szCs w:val="24"/>
         </w:rPr>
@@ -4435,6 +4614,7 @@
       <w:r>
         <w:rPr>
           <w:rFonts w:asciiTheme="minorHAnsi" w:hAnsiTheme="minorHAnsi" w:cstheme="minorHAnsi"/>
+          <w:color w:val="000000" w:themeColor="text1"/>
           <w:sz w:val="24"/>
           <w:szCs w:val="24"/>
         </w:rPr>
@@ -4443,28 +4623,11 @@
       <w:r>
         <w:rPr>
           <w:rFonts w:asciiTheme="minorHAnsi" w:hAnsiTheme="minorHAnsi" w:cstheme="minorHAnsi"/>
-          <w:sz w:val="24"/>
-          <w:szCs w:val="24"/>
-        </w:rPr>
-        <w:t xml:space="preserve">Hyperlinks </w:t>
-      </w:r>
-      <w:proofErr w:type="gramStart"/>
-      <w:r>
-        <w:rPr>
-          <w:rFonts w:asciiTheme="minorHAnsi" w:hAnsiTheme="minorHAnsi" w:cstheme="minorHAnsi"/>
-          <w:sz w:val="24"/>
-          <w:szCs w:val="24"/>
-        </w:rPr>
-        <w:t>in</w:t>
-      </w:r>
-      <w:proofErr w:type="gramEnd"/>
-      <w:r>
-        <w:rPr>
-          <w:rFonts w:asciiTheme="minorHAnsi" w:hAnsiTheme="minorHAnsi" w:cstheme="minorHAnsi"/>
-          <w:sz w:val="24"/>
-          <w:szCs w:val="24"/>
-        </w:rPr>
-        <w:t xml:space="preserve"> the site do not focus.</w:t>
+          <w:color w:val="000000" w:themeColor="text1"/>
+          <w:sz w:val="24"/>
+          <w:szCs w:val="24"/>
+        </w:rPr>
+        <w:t>Hyperlinks in the site do not focus.</w:t>
       </w:r>
     </w:p>
     <w:p>
@@ -4477,6 +4640,7 @@
         <w:spacing w:after="120"/>
         <w:rPr>
           <w:rFonts w:asciiTheme="minorHAnsi" w:hAnsiTheme="minorHAnsi" w:cstheme="minorHAnsi"/>
+          <w:color w:val="000000" w:themeColor="text1"/>
           <w:sz w:val="24"/>
           <w:szCs w:val="24"/>
         </w:rPr>
@@ -4488,15 +4652,17 @@
           <w:bCs/>
           <w:i/>
           <w:iCs/>
-          <w:color w:val="2E75B6"/>
-          <w:sz w:val="24"/>
-          <w:szCs w:val="24"/>
-        </w:rPr>
+          <w:color w:val="000000" w:themeColor="text1"/>
+          <w:sz w:val="24"/>
+          <w:szCs w:val="24"/>
+        </w:rPr>
+        <w:lastRenderedPageBreak/>
         <w:t>Cause:</w:t>
       </w:r>
       <w:r>
         <w:rPr>
           <w:rFonts w:asciiTheme="minorHAnsi" w:hAnsiTheme="minorHAnsi" w:cstheme="minorHAnsi"/>
+          <w:color w:val="000000" w:themeColor="text1"/>
           <w:sz w:val="24"/>
           <w:szCs w:val="24"/>
         </w:rPr>
@@ -4505,6 +4671,7 @@
       <w:r>
         <w:rPr>
           <w:rFonts w:asciiTheme="minorHAnsi" w:hAnsiTheme="minorHAnsi" w:cstheme="minorHAnsi"/>
+          <w:color w:val="000000" w:themeColor="text1"/>
           <w:sz w:val="24"/>
           <w:szCs w:val="24"/>
         </w:rPr>
@@ -4521,6 +4688,7 @@
         <w:spacing w:after="120"/>
         <w:rPr>
           <w:rFonts w:asciiTheme="minorHAnsi" w:hAnsiTheme="minorHAnsi" w:cstheme="minorHAnsi"/>
+          <w:color w:val="000000" w:themeColor="text1"/>
           <w:sz w:val="24"/>
           <w:szCs w:val="24"/>
         </w:rPr>
@@ -4532,7 +4700,7 @@
           <w:bCs/>
           <w:i/>
           <w:iCs/>
-          <w:color w:val="2E75B6"/>
+          <w:color w:val="000000" w:themeColor="text1"/>
           <w:sz w:val="24"/>
           <w:szCs w:val="24"/>
         </w:rPr>
@@ -4541,6 +4709,7 @@
       <w:r>
         <w:rPr>
           <w:rFonts w:asciiTheme="minorHAnsi" w:hAnsiTheme="minorHAnsi" w:cstheme="minorHAnsi"/>
+          <w:color w:val="000000" w:themeColor="text1"/>
           <w:sz w:val="24"/>
           <w:szCs w:val="24"/>
         </w:rPr>
@@ -4549,6 +4718,7 @@
       <w:r>
         <w:rPr>
           <w:rFonts w:asciiTheme="minorHAnsi" w:hAnsiTheme="minorHAnsi" w:cstheme="minorHAnsi"/>
+          <w:color w:val="000000" w:themeColor="text1"/>
           <w:sz w:val="24"/>
           <w:szCs w:val="24"/>
         </w:rPr>
@@ -4576,22 +4746,22 @@
           <w:bCs/>
           <w:i/>
           <w:iCs/>
-          <w:color w:val="2E75B6"/>
-          <w:sz w:val="24"/>
-          <w:szCs w:val="24"/>
-        </w:rPr>
-        <w:lastRenderedPageBreak/>
+          <w:color w:val="000000" w:themeColor="text1"/>
+          <w:sz w:val="24"/>
+          <w:szCs w:val="24"/>
+        </w:rPr>
         <w:t>Evidence:</w:t>
       </w:r>
       <w:r>
         <w:rPr>
           <w:rFonts w:asciiTheme="minorHAnsi" w:hAnsiTheme="minorHAnsi" w:cstheme="minorHAnsi"/>
+          <w:color w:val="000000" w:themeColor="text1"/>
           <w:sz w:val="24"/>
           <w:szCs w:val="24"/>
         </w:rPr>
         <w:t xml:space="preserve"> </w:t>
       </w:r>
-      <w:hyperlink r:id="rId13" w:history="1">
+      <w:hyperlink r:id="rId15" w:anchor="try_it" w:history="1">
         <w:r>
           <w:rPr>
             <w:rStyle w:val="Hyperlink"/>
@@ -4610,7 +4780,7 @@
         </w:rPr>
         <w:t xml:space="preserve"> and </w:t>
       </w:r>
-      <w:hyperlink r:id="rId14" w:history="1">
+      <w:hyperlink r:id="rId16" w:anchor="base_color" w:history="1">
         <w:r>
           <w:rPr>
             <w:rStyle w:val="Hyperlink"/>
@@ -4640,6 +4810,7 @@
         <w:spacing w:before="280" w:after="120"/>
         <w:rPr>
           <w:rFonts w:asciiTheme="minorHAnsi" w:hAnsiTheme="minorHAnsi" w:cstheme="minorHAnsi"/>
+          <w:color w:val="000000" w:themeColor="text1"/>
           <w:sz w:val="24"/>
           <w:szCs w:val="24"/>
         </w:rPr>
@@ -4651,7 +4822,7 @@
           <w:bCs/>
           <w:i/>
           <w:iCs/>
-          <w:color w:val="2E75B6"/>
+          <w:color w:val="000000" w:themeColor="text1"/>
           <w:sz w:val="24"/>
           <w:szCs w:val="24"/>
         </w:rPr>
@@ -4660,6 +4831,7 @@
       <w:r>
         <w:rPr>
           <w:rFonts w:asciiTheme="minorHAnsi" w:hAnsiTheme="minorHAnsi" w:cstheme="minorHAnsi"/>
+          <w:color w:val="000000" w:themeColor="text1"/>
           <w:sz w:val="24"/>
           <w:szCs w:val="24"/>
         </w:rPr>
@@ -4668,6 +4840,7 @@
       <w:r>
         <w:rPr>
           <w:rFonts w:asciiTheme="minorHAnsi" w:hAnsiTheme="minorHAnsi" w:cstheme="minorHAnsi"/>
+          <w:color w:val="000000" w:themeColor="text1"/>
           <w:sz w:val="24"/>
           <w:szCs w:val="24"/>
         </w:rPr>
@@ -4676,6 +4849,7 @@
       <w:r>
         <w:rPr>
           <w:rFonts w:asciiTheme="minorHAnsi" w:hAnsiTheme="minorHAnsi" w:cstheme="minorHAnsi"/>
+          <w:color w:val="000000" w:themeColor="text1"/>
           <w:sz w:val="24"/>
           <w:szCs w:val="24"/>
         </w:rPr>
@@ -4684,6 +4858,7 @@
       <w:r>
         <w:rPr>
           <w:rFonts w:asciiTheme="minorHAnsi" w:hAnsiTheme="minorHAnsi" w:cstheme="minorHAnsi"/>
+          <w:color w:val="000000" w:themeColor="text1"/>
           <w:sz w:val="24"/>
           <w:szCs w:val="24"/>
         </w:rPr>
@@ -4996,6 +5171,7 @@
         <w:spacing w:after="120"/>
         <w:rPr>
           <w:rFonts w:asciiTheme="minorHAnsi" w:hAnsiTheme="minorHAnsi" w:cstheme="minorHAnsi"/>
+          <w:color w:val="000000" w:themeColor="text1"/>
           <w:sz w:val="24"/>
           <w:szCs w:val="24"/>
         </w:rPr>
@@ -5007,7 +5183,7 @@
           <w:bCs/>
           <w:i/>
           <w:iCs/>
-          <w:color w:val="2E75B6"/>
+          <w:color w:val="000000" w:themeColor="text1"/>
           <w:sz w:val="24"/>
           <w:szCs w:val="24"/>
         </w:rPr>
@@ -5016,6 +5192,7 @@
       <w:r>
         <w:rPr>
           <w:rFonts w:asciiTheme="minorHAnsi" w:hAnsiTheme="minorHAnsi" w:cstheme="minorHAnsi"/>
+          <w:color w:val="000000" w:themeColor="text1"/>
           <w:sz w:val="24"/>
           <w:szCs w:val="24"/>
         </w:rPr>
@@ -5024,6 +5201,7 @@
       <w:r>
         <w:rPr>
           <w:rFonts w:asciiTheme="minorHAnsi" w:hAnsiTheme="minorHAnsi" w:cstheme="minorHAnsi"/>
+          <w:color w:val="000000" w:themeColor="text1"/>
           <w:sz w:val="24"/>
           <w:szCs w:val="24"/>
         </w:rPr>
@@ -5040,6 +5218,7 @@
         <w:spacing w:after="120"/>
         <w:rPr>
           <w:rFonts w:asciiTheme="minorHAnsi" w:hAnsiTheme="minorHAnsi" w:cstheme="minorHAnsi"/>
+          <w:color w:val="000000" w:themeColor="text1"/>
           <w:sz w:val="24"/>
           <w:szCs w:val="24"/>
         </w:rPr>
@@ -5051,7 +5230,7 @@
           <w:bCs/>
           <w:i/>
           <w:iCs/>
-          <w:color w:val="2E75B6"/>
+          <w:color w:val="000000" w:themeColor="text1"/>
           <w:sz w:val="24"/>
           <w:szCs w:val="24"/>
         </w:rPr>
@@ -5060,6 +5239,7 @@
       <w:r>
         <w:rPr>
           <w:rFonts w:asciiTheme="minorHAnsi" w:hAnsiTheme="minorHAnsi" w:cstheme="minorHAnsi"/>
+          <w:color w:val="000000" w:themeColor="text1"/>
           <w:sz w:val="24"/>
           <w:szCs w:val="24"/>
         </w:rPr>
@@ -5068,28 +5248,11 @@
       <w:r>
         <w:rPr>
           <w:rFonts w:asciiTheme="minorHAnsi" w:hAnsiTheme="minorHAnsi" w:cstheme="minorHAnsi"/>
-          <w:sz w:val="24"/>
-          <w:szCs w:val="24"/>
-        </w:rPr>
-        <w:t xml:space="preserve">The CSS </w:t>
-      </w:r>
-      <w:proofErr w:type="gramStart"/>
-      <w:r>
-        <w:rPr>
-          <w:rFonts w:asciiTheme="minorHAnsi" w:hAnsiTheme="minorHAnsi" w:cstheme="minorHAnsi"/>
-          <w:sz w:val="24"/>
-          <w:szCs w:val="24"/>
-        </w:rPr>
-        <w:t>selectors .site</w:t>
-      </w:r>
-      <w:proofErr w:type="gramEnd"/>
-      <w:r>
-        <w:rPr>
-          <w:rFonts w:asciiTheme="minorHAnsi" w:hAnsiTheme="minorHAnsi" w:cstheme="minorHAnsi"/>
-          <w:sz w:val="24"/>
-          <w:szCs w:val="24"/>
-        </w:rPr>
-        <w:t>-header, main and footer have a static width of 1000px.</w:t>
+          <w:color w:val="000000" w:themeColor="text1"/>
+          <w:sz w:val="24"/>
+          <w:szCs w:val="24"/>
+        </w:rPr>
+        <w:t>The CSS selectors .site-header, main and footer have a static width of 1000px.</w:t>
       </w:r>
     </w:p>
     <w:p>
@@ -5102,6 +5265,7 @@
         <w:spacing w:after="120"/>
         <w:rPr>
           <w:rFonts w:asciiTheme="minorHAnsi" w:hAnsiTheme="minorHAnsi" w:cstheme="minorHAnsi"/>
+          <w:color w:val="000000" w:themeColor="text1"/>
           <w:sz w:val="24"/>
           <w:szCs w:val="24"/>
         </w:rPr>
@@ -5113,7 +5277,7 @@
           <w:bCs/>
           <w:i/>
           <w:iCs/>
-          <w:color w:val="2E75B6"/>
+          <w:color w:val="000000" w:themeColor="text1"/>
           <w:sz w:val="24"/>
           <w:szCs w:val="24"/>
         </w:rPr>
@@ -5122,6 +5286,7 @@
       <w:r>
         <w:rPr>
           <w:rFonts w:asciiTheme="minorHAnsi" w:hAnsiTheme="minorHAnsi" w:cstheme="minorHAnsi"/>
+          <w:color w:val="000000" w:themeColor="text1"/>
           <w:sz w:val="24"/>
           <w:szCs w:val="24"/>
         </w:rPr>
@@ -5130,28 +5295,11 @@
       <w:r>
         <w:rPr>
           <w:rFonts w:asciiTheme="minorHAnsi" w:hAnsiTheme="minorHAnsi" w:cstheme="minorHAnsi"/>
-          <w:sz w:val="24"/>
-          <w:szCs w:val="24"/>
-        </w:rPr>
-        <w:t xml:space="preserve">To make the site responsive, the width property was adjusted to </w:t>
-      </w:r>
-      <w:proofErr w:type="gramStart"/>
-      <w:r>
-        <w:rPr>
-          <w:rFonts w:asciiTheme="minorHAnsi" w:hAnsiTheme="minorHAnsi" w:cstheme="minorHAnsi"/>
-          <w:sz w:val="24"/>
-          <w:szCs w:val="24"/>
-        </w:rPr>
-        <w:t>max-width</w:t>
-      </w:r>
-      <w:proofErr w:type="gramEnd"/>
-      <w:r>
-        <w:rPr>
-          <w:rFonts w:asciiTheme="minorHAnsi" w:hAnsiTheme="minorHAnsi" w:cstheme="minorHAnsi"/>
-          <w:sz w:val="24"/>
-          <w:szCs w:val="24"/>
-        </w:rPr>
-        <w:t>.</w:t>
+          <w:color w:val="000000" w:themeColor="text1"/>
+          <w:sz w:val="24"/>
+          <w:szCs w:val="24"/>
+        </w:rPr>
+        <w:t>To make the site responsive, the width property was adjusted to max-width.</w:t>
       </w:r>
     </w:p>
     <w:p>
@@ -5175,7 +5323,7 @@
           <w:bCs/>
           <w:i/>
           <w:iCs/>
-          <w:color w:val="2E75B6"/>
+          <w:color w:val="000000" w:themeColor="text1"/>
           <w:sz w:val="24"/>
           <w:szCs w:val="24"/>
         </w:rPr>
@@ -5184,12 +5332,13 @@
       <w:r>
         <w:rPr>
           <w:rFonts w:asciiTheme="minorHAnsi" w:hAnsiTheme="minorHAnsi" w:cstheme="minorHAnsi"/>
+          <w:color w:val="000000" w:themeColor="text1"/>
           <w:sz w:val="24"/>
           <w:szCs w:val="24"/>
         </w:rPr>
         <w:t xml:space="preserve"> </w:t>
       </w:r>
-      <w:hyperlink r:id="rId15" w:history="1">
+      <w:hyperlink r:id="rId17" w:history="1">
         <w:r>
           <w:rPr>
             <w:rStyle w:val="Hyperlink"/>
@@ -5230,7 +5379,7 @@
           <w:bCs/>
           <w:i/>
           <w:iCs/>
-          <w:color w:val="2E75B6"/>
+          <w:color w:val="000000" w:themeColor="text1"/>
           <w:sz w:val="24"/>
           <w:szCs w:val="24"/>
         </w:rPr>
@@ -5243,7 +5392,7 @@
           <w:bCs/>
           <w:i/>
           <w:iCs/>
-          <w:color w:val="2E75B6"/>
+          <w:color w:val="000000" w:themeColor="text1"/>
           <w:sz w:val="24"/>
           <w:szCs w:val="24"/>
         </w:rPr>
@@ -5295,25 +5444,7 @@
           <w:sz w:val="24"/>
           <w:szCs w:val="24"/>
         </w:rPr>
-        <w:t xml:space="preserve"> when resizing the window, but there is still an ongoing issue with </w:t>
-      </w:r>
-      <w:proofErr w:type="gramStart"/>
-      <w:r>
-        <w:rPr>
-          <w:rFonts w:asciiTheme="minorHAnsi" w:hAnsiTheme="minorHAnsi" w:cstheme="minorHAnsi"/>
-          <w:sz w:val="24"/>
-          <w:szCs w:val="24"/>
-        </w:rPr>
-        <w:t>the .cards</w:t>
-      </w:r>
-      <w:proofErr w:type="gramEnd"/>
-      <w:r>
-        <w:rPr>
-          <w:rFonts w:asciiTheme="minorHAnsi" w:hAnsiTheme="minorHAnsi" w:cstheme="minorHAnsi"/>
-          <w:sz w:val="24"/>
-          <w:szCs w:val="24"/>
-        </w:rPr>
-        <w:t xml:space="preserve"> selector and content. @media-query for max and min width are also causing an issue on a particular size of the viewport.</w:t>
+        <w:t xml:space="preserve"> when resizing the window, but there is still an ongoing issue with the .cards selector and content. @media-query for max and min width are also causing an issue on a particular size of the viewport.</w:t>
       </w:r>
     </w:p>
     <w:p>
@@ -5620,6 +5751,7 @@
         <w:spacing w:after="120"/>
         <w:rPr>
           <w:rFonts w:asciiTheme="minorHAnsi" w:hAnsiTheme="minorHAnsi" w:cstheme="minorHAnsi"/>
+          <w:color w:val="000000" w:themeColor="text1"/>
           <w:sz w:val="24"/>
           <w:szCs w:val="24"/>
         </w:rPr>
@@ -5631,7 +5763,7 @@
           <w:bCs/>
           <w:i/>
           <w:iCs/>
-          <w:color w:val="2E75B6"/>
+          <w:color w:val="000000" w:themeColor="text1"/>
           <w:sz w:val="24"/>
           <w:szCs w:val="24"/>
         </w:rPr>
@@ -5640,6 +5772,7 @@
       <w:r>
         <w:rPr>
           <w:rFonts w:asciiTheme="minorHAnsi" w:hAnsiTheme="minorHAnsi" w:cstheme="minorHAnsi"/>
+          <w:color w:val="000000" w:themeColor="text1"/>
           <w:sz w:val="24"/>
           <w:szCs w:val="24"/>
         </w:rPr>
@@ -5648,6 +5781,7 @@
       <w:r>
         <w:rPr>
           <w:rFonts w:asciiTheme="minorHAnsi" w:hAnsiTheme="minorHAnsi" w:cstheme="minorHAnsi"/>
+          <w:color w:val="000000" w:themeColor="text1"/>
           <w:sz w:val="24"/>
           <w:szCs w:val="24"/>
         </w:rPr>
@@ -5664,6 +5798,7 @@
         <w:spacing w:after="120"/>
         <w:rPr>
           <w:rFonts w:asciiTheme="minorHAnsi" w:hAnsiTheme="minorHAnsi" w:cstheme="minorHAnsi"/>
+          <w:color w:val="000000" w:themeColor="text1"/>
           <w:sz w:val="24"/>
           <w:szCs w:val="24"/>
         </w:rPr>
@@ -5675,7 +5810,7 @@
           <w:bCs/>
           <w:i/>
           <w:iCs/>
-          <w:color w:val="2E75B6"/>
+          <w:color w:val="000000" w:themeColor="text1"/>
           <w:sz w:val="24"/>
           <w:szCs w:val="24"/>
         </w:rPr>
@@ -5684,6 +5819,7 @@
       <w:r>
         <w:rPr>
           <w:rFonts w:asciiTheme="minorHAnsi" w:hAnsiTheme="minorHAnsi" w:cstheme="minorHAnsi"/>
+          <w:color w:val="000000" w:themeColor="text1"/>
           <w:sz w:val="24"/>
           <w:szCs w:val="24"/>
         </w:rPr>
@@ -5692,110 +5828,52 @@
       <w:r>
         <w:rPr>
           <w:rFonts w:asciiTheme="minorHAnsi" w:hAnsiTheme="minorHAnsi" w:cstheme="minorHAnsi"/>
-          <w:sz w:val="24"/>
-          <w:szCs w:val="24"/>
-        </w:rPr>
-        <w:t xml:space="preserve">One of </w:t>
-      </w:r>
-      <w:proofErr w:type="gramStart"/>
-      <w:r>
-        <w:rPr>
-          <w:rFonts w:asciiTheme="minorHAnsi" w:hAnsiTheme="minorHAnsi" w:cstheme="minorHAnsi"/>
-          <w:sz w:val="24"/>
-          <w:szCs w:val="24"/>
-        </w:rPr>
-        <w:t>the .cards</w:t>
-      </w:r>
-      <w:proofErr w:type="gramEnd"/>
-      <w:r>
-        <w:rPr>
-          <w:rFonts w:asciiTheme="minorHAnsi" w:hAnsiTheme="minorHAnsi" w:cstheme="minorHAnsi"/>
-          <w:sz w:val="24"/>
-          <w:szCs w:val="24"/>
-        </w:rPr>
-        <w:t xml:space="preserve"> </w:t>
-      </w:r>
-      <w:proofErr w:type="gramStart"/>
-      <w:r>
-        <w:rPr>
-          <w:rFonts w:asciiTheme="minorHAnsi" w:hAnsiTheme="minorHAnsi" w:cstheme="minorHAnsi"/>
-          <w:sz w:val="24"/>
-          <w:szCs w:val="24"/>
-        </w:rPr>
-        <w:t>selector</w:t>
-      </w:r>
-      <w:proofErr w:type="gramEnd"/>
-      <w:r>
-        <w:rPr>
-          <w:rFonts w:asciiTheme="minorHAnsi" w:hAnsiTheme="minorHAnsi" w:cstheme="minorHAnsi"/>
-          <w:sz w:val="24"/>
-          <w:szCs w:val="24"/>
-        </w:rPr>
-        <w:t xml:space="preserve"> has a declaration that makes it stay horizontally instead of adjusting vertically</w:t>
-      </w:r>
-      <w:r>
-        <w:rPr>
-          <w:rFonts w:asciiTheme="minorHAnsi" w:hAnsiTheme="minorHAnsi" w:cstheme="minorHAnsi"/>
-          <w:sz w:val="24"/>
-          <w:szCs w:val="24"/>
-        </w:rPr>
-        <w:t xml:space="preserve">: </w:t>
-      </w:r>
-      <w:r>
-        <w:rPr>
-          <w:rFonts w:asciiTheme="minorHAnsi" w:hAnsiTheme="minorHAnsi" w:cstheme="minorHAnsi"/>
-          <w:sz w:val="24"/>
-          <w:szCs w:val="24"/>
-        </w:rPr>
-        <w:t xml:space="preserve">grid-template-columns: </w:t>
-      </w:r>
-      <w:proofErr w:type="gramStart"/>
-      <w:r>
-        <w:rPr>
-          <w:rFonts w:asciiTheme="minorHAnsi" w:hAnsiTheme="minorHAnsi" w:cstheme="minorHAnsi"/>
-          <w:sz w:val="24"/>
-          <w:szCs w:val="24"/>
-        </w:rPr>
-        <w:t>repeat(</w:t>
-      </w:r>
-      <w:proofErr w:type="gramEnd"/>
-      <w:r>
-        <w:rPr>
-          <w:rFonts w:asciiTheme="minorHAnsi" w:hAnsiTheme="minorHAnsi" w:cstheme="minorHAnsi"/>
-          <w:sz w:val="24"/>
-          <w:szCs w:val="24"/>
-        </w:rPr>
-        <w:t>3, 360px)</w:t>
-      </w:r>
-      <w:r>
-        <w:rPr>
-          <w:rFonts w:asciiTheme="minorHAnsi" w:hAnsiTheme="minorHAnsi" w:cstheme="minorHAnsi"/>
-          <w:sz w:val="24"/>
-          <w:szCs w:val="24"/>
-        </w:rPr>
-        <w:t xml:space="preserve">. </w:t>
-      </w:r>
-      <w:proofErr w:type="gramStart"/>
-      <w:r>
-        <w:rPr>
-          <w:rFonts w:asciiTheme="minorHAnsi" w:hAnsiTheme="minorHAnsi" w:cstheme="minorHAnsi"/>
-          <w:sz w:val="24"/>
-          <w:szCs w:val="24"/>
-        </w:rPr>
-        <w:t>Repeat(</w:t>
-      </w:r>
-      <w:r>
-        <w:rPr>
-          <w:rFonts w:asciiTheme="minorHAnsi" w:hAnsiTheme="minorHAnsi" w:cstheme="minorHAnsi"/>
+          <w:color w:val="000000" w:themeColor="text1"/>
+          <w:sz w:val="24"/>
+          <w:szCs w:val="24"/>
+        </w:rPr>
+        <w:t>One of the .cards selector has a declaration that makes it stay horizontally instead of adjusting vertically</w:t>
+      </w:r>
+      <w:r>
+        <w:rPr>
+          <w:rFonts w:asciiTheme="minorHAnsi" w:hAnsiTheme="minorHAnsi" w:cstheme="minorHAnsi"/>
+          <w:color w:val="000000" w:themeColor="text1"/>
+          <w:sz w:val="24"/>
+          <w:szCs w:val="24"/>
+        </w:rPr>
+        <w:t>: grid-template-columns: repeat(3, 3</w:t>
+      </w:r>
+      <w:r>
+        <w:rPr>
+          <w:rFonts w:asciiTheme="minorHAnsi" w:hAnsiTheme="minorHAnsi" w:cstheme="minorHAnsi"/>
+          <w:color w:val="000000" w:themeColor="text1"/>
+          <w:sz w:val="24"/>
+          <w:szCs w:val="24"/>
+        </w:rPr>
+        <w:t>6</w:t>
+      </w:r>
+      <w:r>
+        <w:rPr>
+          <w:rFonts w:asciiTheme="minorHAnsi" w:hAnsiTheme="minorHAnsi" w:cstheme="minorHAnsi"/>
+          <w:color w:val="000000" w:themeColor="text1"/>
+          <w:sz w:val="24"/>
+          <w:szCs w:val="24"/>
+        </w:rPr>
+        <w:t>0px). Repeat(</w:t>
+      </w:r>
+      <w:r>
+        <w:rPr>
+          <w:rFonts w:asciiTheme="minorHAnsi" w:hAnsiTheme="minorHAnsi" w:cstheme="minorHAnsi"/>
+          <w:color w:val="000000" w:themeColor="text1"/>
           <w:sz w:val="24"/>
           <w:szCs w:val="24"/>
         </w:rPr>
         <w:t>3,-</w:t>
       </w:r>
-      <w:proofErr w:type="gramEnd"/>
-      <w:r>
-        <w:rPr>
-          <w:rFonts w:asciiTheme="minorHAnsi" w:hAnsiTheme="minorHAnsi" w:cstheme="minorHAnsi"/>
+      <w:r>
+        <w:rPr>
+          <w:rFonts w:asciiTheme="minorHAnsi" w:hAnsiTheme="minorHAnsi" w:cstheme="minorHAnsi"/>
+          <w:color w:val="000000" w:themeColor="text1"/>
           <w:sz w:val="24"/>
           <w:szCs w:val="24"/>
         </w:rPr>
@@ -5812,6 +5890,7 @@
         <w:spacing w:after="120"/>
         <w:rPr>
           <w:rFonts w:asciiTheme="minorHAnsi" w:hAnsiTheme="minorHAnsi" w:cstheme="minorHAnsi"/>
+          <w:color w:val="000000" w:themeColor="text1"/>
           <w:sz w:val="24"/>
           <w:szCs w:val="24"/>
         </w:rPr>
@@ -5823,7 +5902,7 @@
           <w:bCs/>
           <w:i/>
           <w:iCs/>
-          <w:color w:val="2E75B6"/>
+          <w:color w:val="000000" w:themeColor="text1"/>
           <w:sz w:val="24"/>
           <w:szCs w:val="24"/>
         </w:rPr>
@@ -5832,6 +5911,7 @@
       <w:r>
         <w:rPr>
           <w:rFonts w:asciiTheme="minorHAnsi" w:hAnsiTheme="minorHAnsi" w:cstheme="minorHAnsi"/>
+          <w:color w:val="000000" w:themeColor="text1"/>
           <w:sz w:val="24"/>
           <w:szCs w:val="24"/>
         </w:rPr>
@@ -5840,6 +5920,7 @@
       <w:r>
         <w:rPr>
           <w:rFonts w:asciiTheme="minorHAnsi" w:hAnsiTheme="minorHAnsi" w:cstheme="minorHAnsi"/>
+          <w:color w:val="000000" w:themeColor="text1"/>
           <w:sz w:val="24"/>
           <w:szCs w:val="24"/>
         </w:rPr>
@@ -5848,6 +5929,7 @@
       <w:r>
         <w:rPr>
           <w:rFonts w:asciiTheme="minorHAnsi" w:hAnsiTheme="minorHAnsi" w:cstheme="minorHAnsi"/>
+          <w:color w:val="000000" w:themeColor="text1"/>
           <w:sz w:val="24"/>
           <w:szCs w:val="24"/>
         </w:rPr>
@@ -5856,6 +5938,7 @@
       <w:r>
         <w:rPr>
           <w:rFonts w:asciiTheme="minorHAnsi" w:hAnsiTheme="minorHAnsi" w:cstheme="minorHAnsi"/>
+          <w:color w:val="000000" w:themeColor="text1"/>
           <w:sz w:val="24"/>
           <w:szCs w:val="24"/>
         </w:rPr>
@@ -5864,6 +5947,7 @@
       <w:r>
         <w:rPr>
           <w:rFonts w:asciiTheme="minorHAnsi" w:hAnsiTheme="minorHAnsi" w:cstheme="minorHAnsi"/>
+          <w:color w:val="000000" w:themeColor="text1"/>
           <w:sz w:val="24"/>
           <w:szCs w:val="24"/>
         </w:rPr>
@@ -5872,46 +5956,65 @@
       <w:r>
         <w:rPr>
           <w:rFonts w:asciiTheme="minorHAnsi" w:hAnsiTheme="minorHAnsi" w:cstheme="minorHAnsi"/>
+          <w:color w:val="000000" w:themeColor="text1"/>
           <w:sz w:val="24"/>
           <w:szCs w:val="24"/>
         </w:rPr>
         <w:t xml:space="preserve"> and </w:t>
       </w:r>
-      <w:proofErr w:type="gramStart"/>
-      <w:r>
-        <w:rPr>
-          <w:rFonts w:asciiTheme="minorHAnsi" w:hAnsiTheme="minorHAnsi" w:cstheme="minorHAnsi"/>
-          <w:sz w:val="24"/>
-          <w:szCs w:val="24"/>
-        </w:rPr>
-        <w:t>minmax(</w:t>
-      </w:r>
-      <w:proofErr w:type="gramEnd"/>
-      <w:r>
-        <w:rPr>
-          <w:rFonts w:asciiTheme="minorHAnsi" w:hAnsiTheme="minorHAnsi" w:cstheme="minorHAnsi"/>
-          <w:sz w:val="24"/>
-          <w:szCs w:val="24"/>
-        </w:rPr>
-        <w:t xml:space="preserve">360px, 1fr), I tell each grid to have a minimum size of </w:t>
-      </w:r>
-      <w:proofErr w:type="gramStart"/>
-      <w:r>
-        <w:rPr>
-          <w:rFonts w:asciiTheme="minorHAnsi" w:hAnsiTheme="minorHAnsi" w:cstheme="minorHAnsi"/>
-          <w:sz w:val="24"/>
-          <w:szCs w:val="24"/>
-        </w:rPr>
-        <w:t>360px, but</w:t>
-      </w:r>
-      <w:proofErr w:type="gramEnd"/>
-      <w:r>
-        <w:rPr>
-          <w:rFonts w:asciiTheme="minorHAnsi" w:hAnsiTheme="minorHAnsi" w:cstheme="minorHAnsi"/>
-          <w:sz w:val="24"/>
-          <w:szCs w:val="24"/>
-        </w:rPr>
-        <w:t xml:space="preserve"> can stretch to a maximum of 1fr of the viewport.</w:t>
+      <w:r>
+        <w:rPr>
+          <w:rFonts w:asciiTheme="minorHAnsi" w:hAnsiTheme="minorHAnsi" w:cstheme="minorHAnsi"/>
+          <w:color w:val="000000" w:themeColor="text1"/>
+          <w:sz w:val="24"/>
+          <w:szCs w:val="24"/>
+        </w:rPr>
+        <w:t>minmax(3</w:t>
+      </w:r>
+      <w:r>
+        <w:rPr>
+          <w:rFonts w:asciiTheme="minorHAnsi" w:hAnsiTheme="minorHAnsi" w:cstheme="minorHAnsi"/>
+          <w:color w:val="000000" w:themeColor="text1"/>
+          <w:sz w:val="24"/>
+          <w:szCs w:val="24"/>
+        </w:rPr>
+        <w:t>2</w:t>
+      </w:r>
+      <w:r>
+        <w:rPr>
+          <w:rFonts w:asciiTheme="minorHAnsi" w:hAnsiTheme="minorHAnsi" w:cstheme="minorHAnsi"/>
+          <w:color w:val="000000" w:themeColor="text1"/>
+          <w:sz w:val="24"/>
+          <w:szCs w:val="24"/>
+        </w:rPr>
+        <w:t>0px, 1fr), I tell each grid to have a minimum size of 3</w:t>
+      </w:r>
+      <w:r>
+        <w:rPr>
+          <w:rFonts w:asciiTheme="minorHAnsi" w:hAnsiTheme="minorHAnsi" w:cstheme="minorHAnsi"/>
+          <w:color w:val="000000" w:themeColor="text1"/>
+          <w:sz w:val="24"/>
+          <w:szCs w:val="24"/>
+        </w:rPr>
+        <w:t>2</w:t>
+      </w:r>
+      <w:r>
+        <w:rPr>
+          <w:rFonts w:asciiTheme="minorHAnsi" w:hAnsiTheme="minorHAnsi" w:cstheme="minorHAnsi"/>
+          <w:color w:val="000000" w:themeColor="text1"/>
+          <w:sz w:val="24"/>
+          <w:szCs w:val="24"/>
+        </w:rPr>
+        <w:t>0px, but can stretch to a maximum of 1fr of the viewport.</w:t>
+      </w:r>
+      <w:r>
+        <w:rPr>
+          <w:rFonts w:asciiTheme="minorHAnsi" w:hAnsiTheme="minorHAnsi" w:cstheme="minorHAnsi"/>
+          <w:color w:val="000000" w:themeColor="text1"/>
+          <w:sz w:val="24"/>
+          <w:szCs w:val="24"/>
+        </w:rPr>
+        <w:t xml:space="preserve"> I set 320px so it fits the columns better and because it is a requirement in the assignment.</w:t>
       </w:r>
     </w:p>
     <w:p>
@@ -5935,7 +6038,7 @@
           <w:bCs/>
           <w:i/>
           <w:iCs/>
-          <w:color w:val="2E75B6"/>
+          <w:color w:val="000000" w:themeColor="text1"/>
           <w:sz w:val="24"/>
           <w:szCs w:val="24"/>
         </w:rPr>
@@ -5944,12 +6047,13 @@
       <w:r>
         <w:rPr>
           <w:rFonts w:asciiTheme="minorHAnsi" w:hAnsiTheme="minorHAnsi" w:cstheme="minorHAnsi"/>
+          <w:color w:val="000000" w:themeColor="text1"/>
           <w:sz w:val="24"/>
           <w:szCs w:val="24"/>
         </w:rPr>
         <w:t xml:space="preserve"> </w:t>
       </w:r>
-      <w:hyperlink r:id="rId16" w:history="1">
+      <w:hyperlink r:id="rId18" w:anchor="auto-fit" w:history="1">
         <w:r>
           <w:rPr>
             <w:rStyle w:val="Hyperlink"/>
@@ -5957,34 +6061,7 @@
             <w:sz w:val="24"/>
             <w:szCs w:val="24"/>
           </w:rPr>
-          <w:t>https://developer.mozilla.org/en-US/docs/Web/CSS/Reference/Values/r</w:t>
-        </w:r>
-        <w:r>
-          <w:rPr>
-            <w:rStyle w:val="Hyperlink"/>
-            <w:rFonts w:asciiTheme="minorHAnsi" w:hAnsiTheme="minorHAnsi" w:cstheme="minorHAnsi"/>
-            <w:sz w:val="24"/>
-            <w:szCs w:val="24"/>
-          </w:rPr>
-          <w:t>e</w:t>
-        </w:r>
-        <w:r>
-          <w:rPr>
-            <w:rStyle w:val="Hyperlink"/>
-            <w:rFonts w:asciiTheme="minorHAnsi" w:hAnsiTheme="minorHAnsi" w:cstheme="minorHAnsi"/>
-            <w:sz w:val="24"/>
-            <w:szCs w:val="24"/>
-          </w:rPr>
-          <w:t>peat#auto-f</w:t>
-        </w:r>
-        <w:r>
-          <w:rPr>
-            <w:rStyle w:val="Hyperlink"/>
-            <w:rFonts w:asciiTheme="minorHAnsi" w:hAnsiTheme="minorHAnsi" w:cstheme="minorHAnsi"/>
-            <w:sz w:val="24"/>
-            <w:szCs w:val="24"/>
-          </w:rPr>
-          <w:t>it</w:t>
+          <w:t>https://developer.mozilla.org/en-US/docs/Web/CSS/Reference/Values/repeat#auto-fit</w:t>
         </w:r>
       </w:hyperlink>
       <w:r>
@@ -5995,7 +6072,7 @@
         </w:rPr>
         <w:t xml:space="preserve"> and </w:t>
       </w:r>
-      <w:hyperlink r:id="rId17" w:history="1">
+      <w:hyperlink r:id="rId19" w:history="1">
         <w:r>
           <w:rPr>
             <w:rStyle w:val="Hyperlink"/>
@@ -6033,6 +6110,7 @@
         <w:spacing w:after="120"/>
         <w:rPr>
           <w:rFonts w:asciiTheme="minorHAnsi" w:hAnsiTheme="minorHAnsi" w:cstheme="minorHAnsi"/>
+          <w:color w:val="000000" w:themeColor="text1"/>
           <w:sz w:val="24"/>
           <w:szCs w:val="24"/>
         </w:rPr>
@@ -6044,7 +6122,7 @@
           <w:bCs/>
           <w:i/>
           <w:iCs/>
-          <w:color w:val="2E75B6"/>
+          <w:color w:val="000000" w:themeColor="text1"/>
           <w:sz w:val="24"/>
           <w:szCs w:val="24"/>
         </w:rPr>
@@ -6053,6 +6131,7 @@
       <w:r>
         <w:rPr>
           <w:rFonts w:asciiTheme="minorHAnsi" w:hAnsiTheme="minorHAnsi" w:cstheme="minorHAnsi"/>
+          <w:color w:val="000000" w:themeColor="text1"/>
           <w:sz w:val="24"/>
           <w:szCs w:val="24"/>
         </w:rPr>
@@ -6061,21 +6140,12 @@
       <w:r>
         <w:rPr>
           <w:rFonts w:asciiTheme="minorHAnsi" w:hAnsiTheme="minorHAnsi" w:cstheme="minorHAnsi"/>
+          <w:color w:val="000000" w:themeColor="text1"/>
           <w:sz w:val="24"/>
           <w:szCs w:val="24"/>
         </w:rPr>
         <w:t>Adjusting the browser window size makes the cards responsive. Using the responsive design mode within the debugger also shows proof that the cards are resizing accordingly.</w:t>
       </w:r>
-    </w:p>
-    <w:p>
-      <w:pPr>
-        <w:spacing w:before="280" w:after="120"/>
-        <w:rPr>
-          <w:rFonts w:asciiTheme="minorHAnsi" w:hAnsiTheme="minorHAnsi" w:cstheme="minorHAnsi"/>
-          <w:sz w:val="24"/>
-          <w:szCs w:val="24"/>
-        </w:rPr>
-      </w:pPr>
     </w:p>
     <w:p>
       <w:pPr>
@@ -6144,7 +6214,6 @@
                 <w:sz w:val="24"/>
                 <w:szCs w:val="24"/>
               </w:rPr>
-              <w:lastRenderedPageBreak/>
               <w:t>Target</w:t>
             </w:r>
           </w:p>
@@ -6227,6 +6296,9 @@
         </w:tc>
       </w:tr>
       <w:tr>
+        <w:trPr>
+          <w:trHeight w:val="497"/>
+        </w:trPr>
         <w:tc>
           <w:tcPr>
             <w:tcW w:w="1800" w:type="dxa"/>
@@ -6356,25 +6428,7 @@
                 <w:sz w:val="24"/>
                 <w:szCs w:val="24"/>
               </w:rPr>
-              <w:t xml:space="preserve">A high-specificity selector prevents the reusable class treatment from winning. Resolve the selector strategy </w:t>
-            </w:r>
-            <w:proofErr w:type="gramStart"/>
-            <w:r>
-              <w:rPr>
-                <w:rFonts w:asciiTheme="minorHAnsi" w:hAnsiTheme="minorHAnsi" w:cstheme="minorHAnsi"/>
-                <w:sz w:val="24"/>
-                <w:szCs w:val="24"/>
-              </w:rPr>
-              <w:t>without !important</w:t>
-            </w:r>
-            <w:proofErr w:type="gramEnd"/>
-            <w:r>
-              <w:rPr>
-                <w:rFonts w:asciiTheme="minorHAnsi" w:hAnsiTheme="minorHAnsi" w:cstheme="minorHAnsi"/>
-                <w:sz w:val="24"/>
-                <w:szCs w:val="24"/>
-              </w:rPr>
-              <w:t>.</w:t>
+              <w:t>A high-specificity selector prevents the reusable class treatment from winning. Resolve the selector strategy without !important.</w:t>
             </w:r>
           </w:p>
         </w:tc>
@@ -6385,8 +6439,8 @@
         <w:spacing w:before="160" w:after="80"/>
         <w:rPr>
           <w:rFonts w:asciiTheme="minorHAnsi" w:hAnsiTheme="minorHAnsi" w:cstheme="minorHAnsi"/>
-          <w:sz w:val="24"/>
-          <w:szCs w:val="24"/>
+          <w:sz w:val="8"/>
+          <w:szCs w:val="8"/>
         </w:rPr>
       </w:pPr>
     </w:p>
@@ -6400,6 +6454,7 @@
         <w:spacing w:after="120"/>
         <w:rPr>
           <w:rFonts w:asciiTheme="minorHAnsi" w:hAnsiTheme="minorHAnsi" w:cstheme="minorHAnsi"/>
+          <w:color w:val="000000" w:themeColor="text1"/>
           <w:sz w:val="24"/>
           <w:szCs w:val="24"/>
         </w:rPr>
@@ -6411,7 +6466,7 @@
           <w:bCs/>
           <w:i/>
           <w:iCs/>
-          <w:color w:val="2E75B6"/>
+          <w:color w:val="000000" w:themeColor="text1"/>
           <w:sz w:val="24"/>
           <w:szCs w:val="24"/>
         </w:rPr>
@@ -6420,6 +6475,7 @@
       <w:r>
         <w:rPr>
           <w:rFonts w:asciiTheme="minorHAnsi" w:hAnsiTheme="minorHAnsi" w:cstheme="minorHAnsi"/>
+          <w:color w:val="000000" w:themeColor="text1"/>
           <w:sz w:val="24"/>
           <w:szCs w:val="24"/>
         </w:rPr>
@@ -6428,62 +6484,11 @@
       <w:r>
         <w:rPr>
           <w:rFonts w:asciiTheme="minorHAnsi" w:hAnsiTheme="minorHAnsi" w:cstheme="minorHAnsi"/>
-          <w:sz w:val="24"/>
-          <w:szCs w:val="24"/>
-        </w:rPr>
-        <w:t xml:space="preserve">Target is the featured card </w:t>
-      </w:r>
-      <w:proofErr w:type="gramStart"/>
-      <w:r>
-        <w:rPr>
-          <w:rFonts w:asciiTheme="minorHAnsi" w:hAnsiTheme="minorHAnsi" w:cstheme="minorHAnsi"/>
-          <w:sz w:val="24"/>
-          <w:szCs w:val="24"/>
-        </w:rPr>
-        <w:t>styles</w:t>
-      </w:r>
-      <w:proofErr w:type="gramEnd"/>
-      <w:r>
-        <w:rPr>
-          <w:rFonts w:asciiTheme="minorHAnsi" w:hAnsiTheme="minorHAnsi" w:cstheme="minorHAnsi"/>
-          <w:sz w:val="24"/>
-          <w:szCs w:val="24"/>
-        </w:rPr>
-        <w:t>. The</w:t>
-      </w:r>
-      <w:r>
-        <w:rPr>
-          <w:rFonts w:asciiTheme="minorHAnsi" w:hAnsiTheme="minorHAnsi" w:cstheme="minorHAnsi"/>
-          <w:sz w:val="24"/>
-          <w:szCs w:val="24"/>
-        </w:rPr>
-        <w:t xml:space="preserve"> </w:t>
-      </w:r>
-      <w:proofErr w:type="gramStart"/>
-      <w:r>
-        <w:rPr>
-          <w:rFonts w:asciiTheme="minorHAnsi" w:hAnsiTheme="minorHAnsi" w:cstheme="minorHAnsi"/>
-          <w:sz w:val="24"/>
-          <w:szCs w:val="24"/>
-        </w:rPr>
-        <w:t>wanted</w:t>
-      </w:r>
-      <w:r>
-        <w:rPr>
-          <w:rFonts w:asciiTheme="minorHAnsi" w:hAnsiTheme="minorHAnsi" w:cstheme="minorHAnsi"/>
-          <w:sz w:val="24"/>
-          <w:szCs w:val="24"/>
-        </w:rPr>
-        <w:t xml:space="preserve"> .featured</w:t>
-      </w:r>
-      <w:proofErr w:type="gramEnd"/>
-      <w:r>
-        <w:rPr>
-          <w:rFonts w:asciiTheme="minorHAnsi" w:hAnsiTheme="minorHAnsi" w:cstheme="minorHAnsi"/>
-          <w:sz w:val="24"/>
-          <w:szCs w:val="24"/>
-        </w:rPr>
-        <w:t xml:space="preserve"> class background color does not display on the webpage.</w:t>
+          <w:color w:val="000000" w:themeColor="text1"/>
+          <w:sz w:val="24"/>
+          <w:szCs w:val="24"/>
+        </w:rPr>
+        <w:t>Target is the featured card styles. The wanted .featured class background color does not display on the webpage.</w:t>
       </w:r>
     </w:p>
     <w:p>
@@ -6496,6 +6501,7 @@
         <w:spacing w:after="120"/>
         <w:rPr>
           <w:rFonts w:asciiTheme="minorHAnsi" w:hAnsiTheme="minorHAnsi" w:cstheme="minorHAnsi"/>
+          <w:color w:val="000000" w:themeColor="text1"/>
           <w:sz w:val="24"/>
           <w:szCs w:val="24"/>
         </w:rPr>
@@ -6507,7 +6513,7 @@
           <w:bCs/>
           <w:i/>
           <w:iCs/>
-          <w:color w:val="2E75B6"/>
+          <w:color w:val="000000" w:themeColor="text1"/>
           <w:sz w:val="24"/>
           <w:szCs w:val="24"/>
         </w:rPr>
@@ -6516,6 +6522,7 @@
       <w:r>
         <w:rPr>
           <w:rFonts w:asciiTheme="minorHAnsi" w:hAnsiTheme="minorHAnsi" w:cstheme="minorHAnsi"/>
+          <w:color w:val="000000" w:themeColor="text1"/>
           <w:sz w:val="24"/>
           <w:szCs w:val="24"/>
         </w:rPr>
@@ -6524,44 +6531,11 @@
       <w:r>
         <w:rPr>
           <w:rFonts w:asciiTheme="minorHAnsi" w:hAnsiTheme="minorHAnsi" w:cstheme="minorHAnsi"/>
-          <w:sz w:val="24"/>
-          <w:szCs w:val="24"/>
-        </w:rPr>
-        <w:t xml:space="preserve">The #featured-card ID selector has a higher specificity than </w:t>
-      </w:r>
-      <w:proofErr w:type="gramStart"/>
-      <w:r>
-        <w:rPr>
-          <w:rFonts w:asciiTheme="minorHAnsi" w:hAnsiTheme="minorHAnsi" w:cstheme="minorHAnsi"/>
-          <w:sz w:val="24"/>
-          <w:szCs w:val="24"/>
-        </w:rPr>
-        <w:t>the .featured</w:t>
-      </w:r>
-      <w:proofErr w:type="gramEnd"/>
-      <w:r>
-        <w:rPr>
-          <w:rFonts w:asciiTheme="minorHAnsi" w:hAnsiTheme="minorHAnsi" w:cstheme="minorHAnsi"/>
-          <w:sz w:val="24"/>
-          <w:szCs w:val="24"/>
-        </w:rPr>
-        <w:t xml:space="preserve"> class selector</w:t>
-      </w:r>
-      <w:r>
-        <w:rPr>
-          <w:rFonts w:asciiTheme="minorHAnsi" w:hAnsiTheme="minorHAnsi" w:cstheme="minorHAnsi"/>
-          <w:sz w:val="24"/>
-          <w:szCs w:val="24"/>
-        </w:rPr>
-        <w:t xml:space="preserve">, </w:t>
-      </w:r>
-      <w:r>
-        <w:rPr>
-          <w:rFonts w:asciiTheme="minorHAnsi" w:hAnsiTheme="minorHAnsi" w:cstheme="minorHAnsi"/>
-          <w:sz w:val="24"/>
-          <w:szCs w:val="24"/>
-        </w:rPr>
-        <w:t>causing the ID's background color to override the class.</w:t>
+          <w:color w:val="000000" w:themeColor="text1"/>
+          <w:sz w:val="24"/>
+          <w:szCs w:val="24"/>
+        </w:rPr>
+        <w:t>The #featured-card ID selector has a higher specificity than the .featured class selector, causing the ID's background color to override the class.</w:t>
       </w:r>
     </w:p>
     <w:p>
@@ -6574,6 +6548,7 @@
         <w:spacing w:after="120"/>
         <w:rPr>
           <w:rFonts w:asciiTheme="minorHAnsi" w:hAnsiTheme="minorHAnsi" w:cstheme="minorHAnsi"/>
+          <w:color w:val="000000" w:themeColor="text1"/>
           <w:sz w:val="24"/>
           <w:szCs w:val="24"/>
         </w:rPr>
@@ -6585,7 +6560,7 @@
           <w:bCs/>
           <w:i/>
           <w:iCs/>
-          <w:color w:val="2E75B6"/>
+          <w:color w:val="000000" w:themeColor="text1"/>
           <w:sz w:val="24"/>
           <w:szCs w:val="24"/>
         </w:rPr>
@@ -6594,6 +6569,7 @@
       <w:r>
         <w:rPr>
           <w:rFonts w:asciiTheme="minorHAnsi" w:hAnsiTheme="minorHAnsi" w:cstheme="minorHAnsi"/>
+          <w:color w:val="000000" w:themeColor="text1"/>
           <w:sz w:val="24"/>
           <w:szCs w:val="24"/>
         </w:rPr>
@@ -6602,70 +6578,11 @@
       <w:r>
         <w:rPr>
           <w:rFonts w:asciiTheme="minorHAnsi" w:hAnsiTheme="minorHAnsi" w:cstheme="minorHAnsi"/>
-          <w:sz w:val="24"/>
-          <w:szCs w:val="24"/>
-        </w:rPr>
-        <w:t xml:space="preserve">I deleted the #featured-card CSS rule completely. This </w:t>
-      </w:r>
-      <w:r>
-        <w:rPr>
-          <w:rFonts w:asciiTheme="minorHAnsi" w:hAnsiTheme="minorHAnsi" w:cstheme="minorHAnsi"/>
-          <w:sz w:val="24"/>
-          <w:szCs w:val="24"/>
-        </w:rPr>
-        <w:t>removes the</w:t>
-      </w:r>
-      <w:r>
-        <w:rPr>
-          <w:rFonts w:asciiTheme="minorHAnsi" w:hAnsiTheme="minorHAnsi" w:cstheme="minorHAnsi"/>
-          <w:sz w:val="24"/>
-          <w:szCs w:val="24"/>
-        </w:rPr>
-        <w:t xml:space="preserve"> specificity and allows </w:t>
-      </w:r>
-      <w:proofErr w:type="gramStart"/>
-      <w:r>
-        <w:rPr>
-          <w:rFonts w:asciiTheme="minorHAnsi" w:hAnsiTheme="minorHAnsi" w:cstheme="minorHAnsi"/>
-          <w:sz w:val="24"/>
-          <w:szCs w:val="24"/>
-        </w:rPr>
-        <w:t>the .featured</w:t>
-      </w:r>
-      <w:proofErr w:type="gramEnd"/>
-      <w:r>
-        <w:rPr>
-          <w:rFonts w:asciiTheme="minorHAnsi" w:hAnsiTheme="minorHAnsi" w:cstheme="minorHAnsi"/>
-          <w:sz w:val="24"/>
-          <w:szCs w:val="24"/>
-        </w:rPr>
-        <w:t xml:space="preserve"> class to successfully </w:t>
-      </w:r>
-      <w:r>
-        <w:rPr>
-          <w:rFonts w:asciiTheme="minorHAnsi" w:hAnsiTheme="minorHAnsi" w:cstheme="minorHAnsi"/>
-          <w:sz w:val="24"/>
-          <w:szCs w:val="24"/>
-        </w:rPr>
-        <w:t xml:space="preserve">apply the wanted style without </w:t>
-      </w:r>
-      <w:proofErr w:type="gramStart"/>
-      <w:r>
-        <w:rPr>
-          <w:rFonts w:asciiTheme="minorHAnsi" w:hAnsiTheme="minorHAnsi" w:cstheme="minorHAnsi"/>
-          <w:sz w:val="24"/>
-          <w:szCs w:val="24"/>
-        </w:rPr>
-        <w:t>using !important</w:t>
-      </w:r>
-      <w:proofErr w:type="gramEnd"/>
-      <w:r>
-        <w:rPr>
-          <w:rFonts w:asciiTheme="minorHAnsi" w:hAnsiTheme="minorHAnsi" w:cstheme="minorHAnsi"/>
-          <w:sz w:val="24"/>
-          <w:szCs w:val="24"/>
-        </w:rPr>
-        <w:t>.</w:t>
+          <w:color w:val="000000" w:themeColor="text1"/>
+          <w:sz w:val="24"/>
+          <w:szCs w:val="24"/>
+        </w:rPr>
+        <w:t>I deleted the #featured-card CSS rule completely. This removes the specificity and allows the .featured class to successfully apply the wanted style without using !important.</w:t>
       </w:r>
     </w:p>
     <w:p>
@@ -6689,7 +6606,7 @@
           <w:bCs/>
           <w:i/>
           <w:iCs/>
-          <w:color w:val="2E75B6"/>
+          <w:color w:val="000000" w:themeColor="text1"/>
           <w:sz w:val="24"/>
           <w:szCs w:val="24"/>
         </w:rPr>
@@ -6698,12 +6615,13 @@
       <w:r>
         <w:rPr>
           <w:rFonts w:asciiTheme="minorHAnsi" w:hAnsiTheme="minorHAnsi" w:cstheme="minorHAnsi"/>
+          <w:color w:val="000000" w:themeColor="text1"/>
           <w:sz w:val="24"/>
           <w:szCs w:val="24"/>
         </w:rPr>
         <w:t xml:space="preserve"> </w:t>
       </w:r>
-      <w:hyperlink r:id="rId18" w:history="1">
+      <w:hyperlink r:id="rId20" w:anchor="selector_weight_categories" w:history="1">
         <w:r>
           <w:rPr>
             <w:rStyle w:val="Hyperlink"/>
@@ -6744,7 +6662,7 @@
           <w:bCs/>
           <w:i/>
           <w:iCs/>
-          <w:color w:val="2E75B6"/>
+          <w:color w:val="000000" w:themeColor="text1"/>
           <w:sz w:val="24"/>
           <w:szCs w:val="24"/>
         </w:rPr>
@@ -6753,6 +6671,7 @@
       <w:r>
         <w:rPr>
           <w:rFonts w:asciiTheme="minorHAnsi" w:hAnsiTheme="minorHAnsi" w:cstheme="minorHAnsi"/>
+          <w:color w:val="000000" w:themeColor="text1"/>
           <w:sz w:val="24"/>
           <w:szCs w:val="24"/>
         </w:rPr>
@@ -6764,25 +6683,7 @@
           <w:sz w:val="24"/>
           <w:szCs w:val="24"/>
         </w:rPr>
-        <w:t xml:space="preserve">After adjusting the CSS code and </w:t>
-      </w:r>
-      <w:proofErr w:type="gramStart"/>
-      <w:r>
-        <w:rPr>
-          <w:rFonts w:asciiTheme="minorHAnsi" w:hAnsiTheme="minorHAnsi" w:cstheme="minorHAnsi"/>
-          <w:sz w:val="24"/>
-          <w:szCs w:val="24"/>
-        </w:rPr>
-        <w:t>refreshed</w:t>
-      </w:r>
-      <w:proofErr w:type="gramEnd"/>
-      <w:r>
-        <w:rPr>
-          <w:rFonts w:asciiTheme="minorHAnsi" w:hAnsiTheme="minorHAnsi" w:cstheme="minorHAnsi"/>
-          <w:sz w:val="24"/>
-          <w:szCs w:val="24"/>
-        </w:rPr>
-        <w:t xml:space="preserve"> the page, the intended featured color now displays for the featured card.</w:t>
+        <w:t>After adjusting the CSS code and refreshed the page, the intended featured color now displays for the featured card.</w:t>
       </w:r>
     </w:p>
     <w:p>
@@ -6790,8 +6691,8 @@
         <w:spacing w:before="280" w:after="120"/>
         <w:rPr>
           <w:rFonts w:asciiTheme="minorHAnsi" w:hAnsiTheme="minorHAnsi" w:cstheme="minorHAnsi"/>
-          <w:sz w:val="24"/>
-          <w:szCs w:val="24"/>
+          <w:sz w:val="4"/>
+          <w:szCs w:val="4"/>
         </w:rPr>
       </w:pPr>
     </w:p>
@@ -7074,8 +6975,8 @@
         <w:spacing w:before="160" w:after="80"/>
         <w:rPr>
           <w:rFonts w:asciiTheme="minorHAnsi" w:hAnsiTheme="minorHAnsi" w:cstheme="minorHAnsi"/>
-          <w:sz w:val="24"/>
-          <w:szCs w:val="24"/>
+          <w:sz w:val="8"/>
+          <w:szCs w:val="8"/>
         </w:rPr>
       </w:pPr>
     </w:p>
@@ -7089,6 +6990,7 @@
         <w:spacing w:after="120"/>
         <w:rPr>
           <w:rFonts w:asciiTheme="minorHAnsi" w:hAnsiTheme="minorHAnsi" w:cstheme="minorHAnsi"/>
+          <w:color w:val="000000" w:themeColor="text1"/>
           <w:sz w:val="24"/>
           <w:szCs w:val="24"/>
         </w:rPr>
@@ -7100,7 +7002,7 @@
           <w:bCs/>
           <w:i/>
           <w:iCs/>
-          <w:color w:val="2E75B6"/>
+          <w:color w:val="000000" w:themeColor="text1"/>
           <w:sz w:val="24"/>
           <w:szCs w:val="24"/>
         </w:rPr>
@@ -7109,6 +7011,7 @@
       <w:r>
         <w:rPr>
           <w:rFonts w:asciiTheme="minorHAnsi" w:hAnsiTheme="minorHAnsi" w:cstheme="minorHAnsi"/>
+          <w:color w:val="000000" w:themeColor="text1"/>
           <w:sz w:val="24"/>
           <w:szCs w:val="24"/>
         </w:rPr>
@@ -7117,92 +7020,11 @@
       <w:r>
         <w:rPr>
           <w:rFonts w:asciiTheme="minorHAnsi" w:hAnsiTheme="minorHAnsi" w:cstheme="minorHAnsi"/>
-          <w:sz w:val="24"/>
-          <w:szCs w:val="24"/>
-        </w:rPr>
-        <w:t xml:space="preserve">Target is </w:t>
-      </w:r>
-      <w:proofErr w:type="gramStart"/>
-      <w:r>
-        <w:rPr>
-          <w:rFonts w:asciiTheme="minorHAnsi" w:hAnsiTheme="minorHAnsi" w:cstheme="minorHAnsi"/>
-          <w:sz w:val="24"/>
-          <w:szCs w:val="24"/>
-        </w:rPr>
-        <w:t>the @</w:t>
-      </w:r>
-      <w:proofErr w:type="gramEnd"/>
-      <w:r>
-        <w:rPr>
-          <w:rFonts w:asciiTheme="minorHAnsi" w:hAnsiTheme="minorHAnsi" w:cstheme="minorHAnsi"/>
-          <w:sz w:val="24"/>
-          <w:szCs w:val="24"/>
-        </w:rPr>
-        <w:t xml:space="preserve">media query </w:t>
-      </w:r>
-      <w:r>
-        <w:rPr>
-          <w:rFonts w:asciiTheme="minorHAnsi" w:hAnsiTheme="minorHAnsi" w:cstheme="minorHAnsi"/>
-          <w:sz w:val="24"/>
-          <w:szCs w:val="24"/>
-        </w:rPr>
-        <w:t>in the CSS file</w:t>
-      </w:r>
-      <w:r>
-        <w:rPr>
-          <w:rFonts w:asciiTheme="minorHAnsi" w:hAnsiTheme="minorHAnsi" w:cstheme="minorHAnsi"/>
-          <w:sz w:val="24"/>
-          <w:szCs w:val="24"/>
-        </w:rPr>
-        <w:t xml:space="preserve">. The </w:t>
-      </w:r>
-      <w:r>
-        <w:rPr>
-          <w:rFonts w:asciiTheme="minorHAnsi" w:hAnsiTheme="minorHAnsi" w:cstheme="minorHAnsi"/>
-          <w:sz w:val="24"/>
-          <w:szCs w:val="24"/>
-        </w:rPr>
-        <w:t xml:space="preserve">statement </w:t>
-      </w:r>
-      <w:r>
-        <w:rPr>
-          <w:rFonts w:asciiTheme="minorHAnsi" w:hAnsiTheme="minorHAnsi" w:cstheme="minorHAnsi"/>
-          <w:sz w:val="24"/>
-          <w:szCs w:val="24"/>
-        </w:rPr>
-        <w:t xml:space="preserve">block </w:t>
-      </w:r>
-      <w:r>
-        <w:rPr>
-          <w:rFonts w:asciiTheme="minorHAnsi" w:hAnsiTheme="minorHAnsi" w:cstheme="minorHAnsi"/>
-          <w:sz w:val="24"/>
-          <w:szCs w:val="24"/>
-        </w:rPr>
-        <w:t>doesn’t</w:t>
-      </w:r>
-      <w:r>
-        <w:rPr>
-          <w:rFonts w:asciiTheme="minorHAnsi" w:hAnsiTheme="minorHAnsi" w:cstheme="minorHAnsi"/>
-          <w:sz w:val="24"/>
-          <w:szCs w:val="24"/>
-        </w:rPr>
-        <w:t xml:space="preserve"> appl</w:t>
-      </w:r>
-      <w:r>
-        <w:rPr>
-          <w:rFonts w:asciiTheme="minorHAnsi" w:hAnsiTheme="minorHAnsi" w:cstheme="minorHAnsi"/>
-          <w:sz w:val="24"/>
-          <w:szCs w:val="24"/>
-        </w:rPr>
-        <w:t>y</w:t>
-      </w:r>
-      <w:r>
-        <w:rPr>
-          <w:rFonts w:asciiTheme="minorHAnsi" w:hAnsiTheme="minorHAnsi" w:cstheme="minorHAnsi"/>
-          <w:sz w:val="24"/>
-          <w:szCs w:val="24"/>
-        </w:rPr>
-        <w:t xml:space="preserve"> to the webpage at any screen size.</w:t>
+          <w:color w:val="000000" w:themeColor="text1"/>
+          <w:sz w:val="24"/>
+          <w:szCs w:val="24"/>
+        </w:rPr>
+        <w:t>Target is the @media query in the CSS file. The statement block doesn’t apply to the webpage at any screen size.</w:t>
       </w:r>
     </w:p>
     <w:p>
@@ -7215,6 +7037,7 @@
         <w:spacing w:after="120"/>
         <w:rPr>
           <w:rFonts w:asciiTheme="minorHAnsi" w:hAnsiTheme="minorHAnsi" w:cstheme="minorHAnsi"/>
+          <w:color w:val="000000" w:themeColor="text1"/>
           <w:sz w:val="24"/>
           <w:szCs w:val="24"/>
         </w:rPr>
@@ -7226,7 +7049,7 @@
           <w:bCs/>
           <w:i/>
           <w:iCs/>
-          <w:color w:val="2E75B6"/>
+          <w:color w:val="000000" w:themeColor="text1"/>
           <w:sz w:val="24"/>
           <w:szCs w:val="24"/>
         </w:rPr>
@@ -7235,6 +7058,7 @@
       <w:r>
         <w:rPr>
           <w:rFonts w:asciiTheme="minorHAnsi" w:hAnsiTheme="minorHAnsi" w:cstheme="minorHAnsi"/>
+          <w:color w:val="000000" w:themeColor="text1"/>
           <w:sz w:val="24"/>
           <w:szCs w:val="24"/>
         </w:rPr>
@@ -7243,22 +7067,16 @@
       <w:r>
         <w:rPr>
           <w:rFonts w:asciiTheme="minorHAnsi" w:hAnsiTheme="minorHAnsi" w:cstheme="minorHAnsi"/>
-          <w:sz w:val="24"/>
-          <w:szCs w:val="24"/>
-        </w:rPr>
-        <w:t>The min-width and max-width conditions are flipped</w:t>
-      </w:r>
-      <w:r>
-        <w:rPr>
-          <w:rFonts w:asciiTheme="minorHAnsi" w:hAnsiTheme="minorHAnsi" w:cstheme="minorHAnsi"/>
-          <w:sz w:val="24"/>
-          <w:szCs w:val="24"/>
-        </w:rPr>
-        <w:t xml:space="preserve">, which </w:t>
-      </w:r>
-      <w:r>
-        <w:rPr>
-          <w:rFonts w:asciiTheme="minorHAnsi" w:hAnsiTheme="minorHAnsi" w:cstheme="minorHAnsi"/>
+          <w:color w:val="000000" w:themeColor="text1"/>
+          <w:sz w:val="24"/>
+          <w:szCs w:val="24"/>
+        </w:rPr>
+        <w:t xml:space="preserve">The min-width and max-width conditions are flipped, which </w:t>
+      </w:r>
+      <w:r>
+        <w:rPr>
+          <w:rFonts w:asciiTheme="minorHAnsi" w:hAnsiTheme="minorHAnsi" w:cstheme="minorHAnsi"/>
+          <w:color w:val="000000" w:themeColor="text1"/>
           <w:sz w:val="24"/>
           <w:szCs w:val="24"/>
         </w:rPr>
@@ -7267,6 +7085,7 @@
       <w:r>
         <w:rPr>
           <w:rFonts w:asciiTheme="minorHAnsi" w:hAnsiTheme="minorHAnsi" w:cstheme="minorHAnsi"/>
+          <w:color w:val="000000" w:themeColor="text1"/>
           <w:sz w:val="24"/>
           <w:szCs w:val="24"/>
         </w:rPr>
@@ -7294,7 +7113,7 @@
           <w:bCs/>
           <w:i/>
           <w:iCs/>
-          <w:color w:val="2E75B6"/>
+          <w:color w:val="000000" w:themeColor="text1"/>
           <w:sz w:val="24"/>
           <w:szCs w:val="24"/>
         </w:rPr>
@@ -7303,6 +7122,7 @@
       <w:r>
         <w:rPr>
           <w:rFonts w:asciiTheme="minorHAnsi" w:hAnsiTheme="minorHAnsi" w:cstheme="minorHAnsi"/>
+          <w:color w:val="000000" w:themeColor="text1"/>
           <w:sz w:val="24"/>
           <w:szCs w:val="24"/>
         </w:rPr>
@@ -7338,7 +7158,7 @@
           <w:bCs/>
           <w:i/>
           <w:iCs/>
-          <w:color w:val="2E75B6"/>
+          <w:color w:val="000000" w:themeColor="text1"/>
           <w:sz w:val="24"/>
           <w:szCs w:val="24"/>
         </w:rPr>
@@ -7347,12 +7167,13 @@
       <w:r>
         <w:rPr>
           <w:rFonts w:asciiTheme="minorHAnsi" w:hAnsiTheme="minorHAnsi" w:cstheme="minorHAnsi"/>
+          <w:color w:val="000000" w:themeColor="text1"/>
           <w:sz w:val="24"/>
           <w:szCs w:val="24"/>
         </w:rPr>
         <w:t xml:space="preserve"> </w:t>
       </w:r>
-      <w:hyperlink r:id="rId19" w:history="1">
+      <w:hyperlink r:id="rId21" w:anchor="and" w:history="1">
         <w:r>
           <w:rPr>
             <w:rStyle w:val="Hyperlink"/>
@@ -7379,14 +7200,49 @@
           <w:ilvl w:val="0"/>
           <w:numId w:val="2"/>
         </w:numPr>
-        <w:spacing w:before="280" w:after="120"/>
-        <w:rPr>
-          <w:rFonts w:asciiTheme="minorHAnsi" w:hAnsiTheme="minorHAnsi" w:cstheme="minorHAnsi"/>
-          <w:sz w:val="24"/>
-          <w:szCs w:val="24"/>
-        </w:rPr>
-      </w:pPr>
-      <w:r>
+        <w:spacing w:before="280"/>
+        <w:rPr>
+          <w:rFonts w:asciiTheme="minorHAnsi" w:hAnsiTheme="minorHAnsi" w:cstheme="minorHAnsi"/>
+          <w:sz w:val="24"/>
+          <w:szCs w:val="24"/>
+        </w:rPr>
+      </w:pPr>
+      <w:r>
+        <w:rPr>
+          <w:rFonts w:asciiTheme="minorHAnsi" w:hAnsiTheme="minorHAnsi" w:cstheme="minorHAnsi"/>
+          <w:b/>
+          <w:bCs/>
+          <w:i/>
+          <w:iCs/>
+          <w:color w:val="000000" w:themeColor="text1"/>
+          <w:sz w:val="24"/>
+          <w:szCs w:val="24"/>
+        </w:rPr>
+        <w:t>Verification:</w:t>
+      </w:r>
+      <w:r>
+        <w:rPr>
+          <w:rFonts w:asciiTheme="minorHAnsi" w:hAnsiTheme="minorHAnsi" w:cstheme="minorHAnsi"/>
+          <w:color w:val="000000" w:themeColor="text1"/>
+          <w:sz w:val="24"/>
+          <w:szCs w:val="24"/>
+        </w:rPr>
+        <w:t xml:space="preserve"> </w:t>
+      </w:r>
+      <w:r>
+        <w:rPr>
+          <w:rFonts w:asciiTheme="minorHAnsi" w:hAnsiTheme="minorHAnsi" w:cstheme="minorHAnsi"/>
+          <w:sz w:val="24"/>
+          <w:szCs w:val="24"/>
+        </w:rPr>
+        <w:t>I resized the browser window to fall between the new min and max widths, and the specific styles inside the media query successfully applied to the layout.</w:t>
+      </w:r>
+    </w:p>
+    <w:p>
+      <w:pPr>
+        <w:pStyle w:val="ListParagraph"/>
+        <w:spacing w:after="120"/>
+        <w:ind w:left="360"/>
         <w:rPr>
           <w:rFonts w:asciiTheme="minorHAnsi" w:hAnsiTheme="minorHAnsi" w:cstheme="minorHAnsi"/>
           <w:b/>
@@ -7397,11 +7253,37 @@
           <w:sz w:val="24"/>
           <w:szCs w:val="24"/>
         </w:rPr>
-        <w:t>Verification:</w:t>
-      </w:r>
-      <w:r>
-        <w:rPr>
-          <w:rFonts w:asciiTheme="minorHAnsi" w:hAnsiTheme="minorHAnsi" w:cstheme="minorHAnsi"/>
+      </w:pPr>
+    </w:p>
+    <w:p>
+      <w:pPr>
+        <w:pStyle w:val="ListParagraph"/>
+        <w:spacing w:before="280" w:after="120"/>
+        <w:ind w:left="360"/>
+        <w:rPr>
+          <w:rFonts w:asciiTheme="minorHAnsi" w:hAnsiTheme="minorHAnsi" w:cstheme="minorHAnsi"/>
+          <w:color w:val="000000" w:themeColor="text1"/>
+          <w:sz w:val="24"/>
+          <w:szCs w:val="24"/>
+        </w:rPr>
+      </w:pPr>
+      <w:r>
+        <w:rPr>
+          <w:rFonts w:asciiTheme="minorHAnsi" w:hAnsiTheme="minorHAnsi" w:cstheme="minorHAnsi"/>
+          <w:b/>
+          <w:bCs/>
+          <w:i/>
+          <w:iCs/>
+          <w:color w:val="000000" w:themeColor="text1"/>
+          <w:sz w:val="24"/>
+          <w:szCs w:val="24"/>
+        </w:rPr>
+        <w:t>CODE DEFENSE:</w:t>
+      </w:r>
+      <w:r>
+        <w:rPr>
+          <w:rFonts w:asciiTheme="minorHAnsi" w:hAnsiTheme="minorHAnsi" w:cstheme="minorHAnsi"/>
+          <w:color w:val="000000" w:themeColor="text1"/>
           <w:sz w:val="24"/>
           <w:szCs w:val="24"/>
         </w:rPr>
@@ -7413,7 +7295,207 @@
           <w:sz w:val="24"/>
           <w:szCs w:val="24"/>
         </w:rPr>
-        <w:t>I resized the browser window to fall between the new min and max widths, and the specific styles inside the media query successfully applied to the layout.</w:t>
+        <w:t xml:space="preserve">I chose </w:t>
+      </w:r>
+      <w:r>
+        <w:rPr>
+          <w:rFonts w:asciiTheme="minorHAnsi" w:hAnsiTheme="minorHAnsi" w:cstheme="minorHAnsi"/>
+          <w:sz w:val="24"/>
+          <w:szCs w:val="24"/>
+        </w:rPr>
+        <w:t xml:space="preserve">issue </w:t>
+      </w:r>
+      <w:r>
+        <w:rPr>
+          <w:rFonts w:asciiTheme="minorHAnsi" w:hAnsiTheme="minorHAnsi" w:cstheme="minorHAnsi"/>
+          <w:sz w:val="24"/>
+          <w:szCs w:val="24"/>
+        </w:rPr>
+        <w:t>C3, where the card grid</w:t>
+      </w:r>
+      <w:r>
+        <w:rPr>
+          <w:rFonts w:asciiTheme="minorHAnsi" w:hAnsiTheme="minorHAnsi" w:cstheme="minorHAnsi"/>
+          <w:sz w:val="24"/>
+          <w:szCs w:val="24"/>
+        </w:rPr>
+        <w:t>s</w:t>
+      </w:r>
+      <w:r>
+        <w:rPr>
+          <w:rFonts w:asciiTheme="minorHAnsi" w:hAnsiTheme="minorHAnsi" w:cstheme="minorHAnsi"/>
+          <w:sz w:val="24"/>
+          <w:szCs w:val="24"/>
+        </w:rPr>
+        <w:t xml:space="preserve"> failed to </w:t>
+      </w:r>
+      <w:r>
+        <w:rPr>
+          <w:rFonts w:asciiTheme="minorHAnsi" w:hAnsiTheme="minorHAnsi" w:cstheme="minorHAnsi"/>
+          <w:sz w:val="24"/>
+          <w:szCs w:val="24"/>
+        </w:rPr>
+        <w:t>resize on smaller viewports</w:t>
+      </w:r>
+      <w:r>
+        <w:rPr>
+          <w:rFonts w:asciiTheme="minorHAnsi" w:hAnsiTheme="minorHAnsi" w:cstheme="minorHAnsi"/>
+          <w:sz w:val="24"/>
+          <w:szCs w:val="24"/>
+        </w:rPr>
+        <w:t xml:space="preserve">, causing horizontal overflow. The cause was a CSS declaration that forced </w:t>
+      </w:r>
+      <w:r>
+        <w:rPr>
+          <w:rFonts w:asciiTheme="minorHAnsi" w:hAnsiTheme="minorHAnsi" w:cstheme="minorHAnsi"/>
+          <w:sz w:val="24"/>
+          <w:szCs w:val="24"/>
+        </w:rPr>
+        <w:t xml:space="preserve">the </w:t>
+      </w:r>
+      <w:r>
+        <w:rPr>
+          <w:rFonts w:asciiTheme="minorHAnsi" w:hAnsiTheme="minorHAnsi" w:cstheme="minorHAnsi"/>
+          <w:sz w:val="24"/>
+          <w:szCs w:val="24"/>
+        </w:rPr>
+        <w:t xml:space="preserve">columns </w:t>
+      </w:r>
+      <w:r>
+        <w:rPr>
+          <w:rFonts w:asciiTheme="minorHAnsi" w:hAnsiTheme="minorHAnsi" w:cstheme="minorHAnsi"/>
+          <w:sz w:val="24"/>
+          <w:szCs w:val="24"/>
+        </w:rPr>
+        <w:t xml:space="preserve">to maintain a static size </w:t>
+      </w:r>
+      <w:r>
+        <w:rPr>
+          <w:rFonts w:asciiTheme="minorHAnsi" w:hAnsiTheme="minorHAnsi" w:cstheme="minorHAnsi"/>
+          <w:sz w:val="24"/>
+          <w:szCs w:val="24"/>
+        </w:rPr>
+        <w:t xml:space="preserve">regardless of the viewport width. To make the grid responsive, I </w:t>
+      </w:r>
+      <w:r>
+        <w:rPr>
+          <w:rFonts w:asciiTheme="minorHAnsi" w:hAnsiTheme="minorHAnsi" w:cstheme="minorHAnsi"/>
+          <w:sz w:val="24"/>
+          <w:szCs w:val="24"/>
+        </w:rPr>
+        <w:t>adjusted it</w:t>
+      </w:r>
+      <w:r>
+        <w:rPr>
+          <w:rFonts w:asciiTheme="minorHAnsi" w:hAnsiTheme="minorHAnsi" w:cstheme="minorHAnsi"/>
+          <w:sz w:val="24"/>
+          <w:szCs w:val="24"/>
+        </w:rPr>
+        <w:t xml:space="preserve"> using</w:t>
+      </w:r>
+      <w:r>
+        <w:rPr>
+          <w:rFonts w:asciiTheme="minorHAnsi" w:hAnsiTheme="minorHAnsi" w:cstheme="minorHAnsi"/>
+          <w:sz w:val="24"/>
+          <w:szCs w:val="24"/>
+        </w:rPr>
+        <w:t xml:space="preserve"> </w:t>
+      </w:r>
+      <w:r>
+        <w:rPr>
+          <w:rFonts w:asciiTheme="minorHAnsi" w:hAnsiTheme="minorHAnsi" w:cstheme="minorHAnsi"/>
+          <w:sz w:val="24"/>
+          <w:szCs w:val="24"/>
+        </w:rPr>
+        <w:t>the repeat(), auto-fit and minmax() properties.</w:t>
+      </w:r>
+      <w:r>
+        <w:rPr>
+          <w:rFonts w:asciiTheme="minorHAnsi" w:hAnsiTheme="minorHAnsi" w:cstheme="minorHAnsi"/>
+          <w:sz w:val="24"/>
+          <w:szCs w:val="24"/>
+        </w:rPr>
+        <w:t xml:space="preserve"> </w:t>
+      </w:r>
+      <w:r>
+        <w:rPr>
+          <w:rFonts w:asciiTheme="minorHAnsi" w:hAnsiTheme="minorHAnsi" w:cstheme="minorHAnsi"/>
+          <w:sz w:val="24"/>
+          <w:szCs w:val="24"/>
+        </w:rPr>
+        <w:t xml:space="preserve">MDN's documentation </w:t>
+      </w:r>
+      <w:r>
+        <w:rPr>
+          <w:rFonts w:asciiTheme="minorHAnsi" w:hAnsiTheme="minorHAnsi" w:cstheme="minorHAnsi"/>
+          <w:sz w:val="24"/>
+          <w:szCs w:val="24"/>
+        </w:rPr>
+        <w:t>explains</w:t>
+      </w:r>
+      <w:r>
+        <w:rPr>
+          <w:rFonts w:asciiTheme="minorHAnsi" w:hAnsiTheme="minorHAnsi" w:cstheme="minorHAnsi"/>
+          <w:sz w:val="24"/>
+          <w:szCs w:val="24"/>
+        </w:rPr>
+        <w:t xml:space="preserve"> that pairing auto-fit and minmax</w:t>
+      </w:r>
+      <w:r>
+        <w:rPr>
+          <w:rFonts w:asciiTheme="minorHAnsi" w:hAnsiTheme="minorHAnsi" w:cstheme="minorHAnsi"/>
+          <w:sz w:val="24"/>
+          <w:szCs w:val="24"/>
+        </w:rPr>
+        <w:t>() makes the</w:t>
+      </w:r>
+      <w:r>
+        <w:rPr>
+          <w:rFonts w:asciiTheme="minorHAnsi" w:hAnsiTheme="minorHAnsi" w:cstheme="minorHAnsi"/>
+          <w:sz w:val="24"/>
+          <w:szCs w:val="24"/>
+        </w:rPr>
+        <w:t xml:space="preserve"> grid</w:t>
+      </w:r>
+      <w:r>
+        <w:rPr>
+          <w:rFonts w:asciiTheme="minorHAnsi" w:hAnsiTheme="minorHAnsi" w:cstheme="minorHAnsi"/>
+          <w:sz w:val="24"/>
+          <w:szCs w:val="24"/>
+        </w:rPr>
+        <w:t xml:space="preserve"> </w:t>
+      </w:r>
+      <w:r>
+        <w:rPr>
+          <w:rFonts w:asciiTheme="minorHAnsi" w:hAnsiTheme="minorHAnsi" w:cstheme="minorHAnsi"/>
+          <w:sz w:val="24"/>
+          <w:szCs w:val="24"/>
+        </w:rPr>
+        <w:t>stretch</w:t>
+      </w:r>
+      <w:r>
+        <w:rPr>
+          <w:rFonts w:asciiTheme="minorHAnsi" w:hAnsiTheme="minorHAnsi" w:cstheme="minorHAnsi"/>
+          <w:sz w:val="24"/>
+          <w:szCs w:val="24"/>
+        </w:rPr>
+        <w:t xml:space="preserve"> </w:t>
+      </w:r>
+      <w:r>
+        <w:rPr>
+          <w:rFonts w:asciiTheme="minorHAnsi" w:hAnsiTheme="minorHAnsi" w:cstheme="minorHAnsi"/>
+          <w:sz w:val="24"/>
+          <w:szCs w:val="24"/>
+        </w:rPr>
+        <w:t>based on the available screen space.</w:t>
+      </w:r>
+      <w:r>
+        <w:rPr>
+          <w:rFonts w:asciiTheme="minorHAnsi" w:hAnsiTheme="minorHAnsi" w:cstheme="minorHAnsi"/>
+          <w:sz w:val="24"/>
+          <w:szCs w:val="24"/>
+        </w:rPr>
+        <w:t xml:space="preserve"> I verified this fix by resizing the browser window and observing the cards neatly stack without breaking the layout.</w:t>
       </w:r>
     </w:p>
     <w:sectPr>
